--- a/FR-123-B فیش حقوقی - بردیا تجارت ماندگار.docx
+++ b/FR-123-B فیش حقوقی - بردیا تجارت ماندگار.docx
@@ -11,7 +11,7 @@
       <w:r>
         <w:drawing>
           <wp:inline xmlns:a="http://schemas.openxmlformats.org/drawingml/2006/main" xmlns:pic="http://schemas.openxmlformats.org/drawingml/2006/picture">
-            <wp:extent cx="420945" cy="396000"/>
+            <wp:extent cx="382677" cy="360000"/>
             <wp:docPr id="1" name="Picture 1"/>
             <wp:cNvGraphicFramePr>
               <a:graphicFrameLocks noChangeAspect="1"/>
@@ -24,7 +24,7 @@
                     <pic:cNvPicPr/>
                   </pic:nvPicPr>
                   <pic:blipFill>
-                    <a:blip r:embed="rId10"/>
+                    <a:blip r:embed="rId9"/>
                     <a:stretch>
                       <a:fillRect/>
                     </a:stretch>
@@ -32,7 +32,7 @@
                   <pic:spPr>
                     <a:xfrm>
                       <a:off x="0" y="0"/>
-                      <a:ext cx="420945" cy="396000"/>
+                      <a:ext cx="382677" cy="360000"/>
                     </a:xfrm>
                     <a:prstGeom prst="rect"/>
                   </pic:spPr>
@@ -47,12 +47,12 @@
           <w:rFonts w:ascii="B Nazanin" w:hAnsi="B Nazanin" w:cs="B Nazanin" w:eastAsia="B Nazanin"/>
           <w:b/>
           <w:bCs/>
-          <w:sz w:val="32"/>
-          <w:szCs w:val="32"/>
-          <w:color w:val="1F5132"/>
+          <w:color w:val="000000"/>
+          <w:sz w:val="30"/>
+          <w:szCs w:val="30"/>
           <w:rtl/>
         </w:rPr>
-        <w:t xml:space="preserve">   شرکت بردیا تجارت ماندگار</w:t>
+        <w:t xml:space="preserve">  شرکت بردیا تجارت ماندگار</w:t>
       </w:r>
     </w:p>
     <w:p>
@@ -66,53 +66,55 @@
           <w:rFonts w:ascii="B Nazanin" w:hAnsi="B Nazanin" w:cs="B Nazanin" w:eastAsia="B Nazanin"/>
           <w:b/>
           <w:bCs/>
-          <w:sz w:val="24"/>
-          <w:szCs w:val="24"/>
-          <w:color w:val="2E7D4F"/>
+          <w:color w:val="000000"/>
+          <w:sz w:val="22"/>
+          <w:szCs w:val="22"/>
           <w:rtl/>
         </w:rPr>
-        <w:t>فیش حقوق ماه ....................     سال ....................</w:t>
+        <w:t>فیش حقوق ماه ....................          سال ....................</w:t>
       </w:r>
     </w:p>
     <w:tbl>
       <w:tblPr>
+        <w:bidiVisual/>
         <w:tblW w:type="auto" w:w="0"/>
         <w:jc w:val="center"/>
+        <w:tblBorders>
+          <w:top w:val="single" w:sz="6" w:space="0" w:color="000000"/>
+          <w:left w:val="single" w:sz="6" w:space="0" w:color="000000"/>
+          <w:bottom w:val="single" w:sz="6" w:space="0" w:color="000000"/>
+          <w:right w:val="single" w:sz="6" w:space="0" w:color="000000"/>
+          <w:insideH w:val="nil"/>
+          <w:insideV w:val="nil"/>
+        </w:tblBorders>
         <w:tblLayout w:type="fixed"/>
+        <w:tblCellMar>
+          <w:top w:w="15" w:type="dxa"/>
+          <w:left w:w="60" w:type="dxa"/>
+          <w:bottom w:w="15" w:type="dxa"/>
+          <w:right w:w="60" w:type="dxa"/>
+        </w:tblCellMar>
         <w:tblLook w:firstColumn="1" w:firstRow="1" w:lastColumn="0" w:lastRow="0" w:noHBand="0" w:noVBand="1" w:val="04A0"/>
-        <w:bidiVisual/>
-        <w:tblLayout w:type="fixed"/>
-        <w:tblBorders>
-          <w:top w:val="single" w:sz="12" w:space="0" w:color="1F5132"/>
-          <w:left w:val="single" w:sz="12" w:space="0" w:color="1F5132"/>
-          <w:bottom w:val="single" w:sz="12" w:space="0" w:color="1F5132"/>
-          <w:right w:val="single" w:sz="12" w:space="0" w:color="1F5132"/>
-          <w:insideH w:val="single" w:sz="4" w:space="0" w:color="A9CBB4"/>
-          <w:insideV w:val="single" w:sz="4" w:space="0" w:color="A9CBB4"/>
-        </w:tblBorders>
-        <w:tblCellMar>
-          <w:top w:w="20" w:type="dxa"/>
-          <w:bottom w:w="20" w:type="dxa"/>
-          <w:left w:w="70" w:type="dxa"/>
-          <w:right w:w="70" w:type="dxa"/>
-        </w:tblCellMar>
       </w:tblPr>
       <w:tblGrid>
-        <w:gridCol w:w="2041"/>
-        <w:gridCol w:w="1247"/>
-        <w:gridCol w:w="2211"/>
+        <w:gridCol w:w="1531"/>
+        <w:gridCol w:w="1474"/>
+        <w:gridCol w:w="2154"/>
         <w:gridCol w:w="2551"/>
         <w:gridCol w:w="1361"/>
-        <w:gridCol w:w="1361"/>
+        <w:gridCol w:w="1701"/>
       </w:tblGrid>
       <w:tr>
         <w:trPr>
-          <w:trHeight w:val="351"/>
+          <w:trHeight w:val="369"/>
         </w:trPr>
         <w:tc>
           <w:tcPr>
-            <w:tcW w:type="dxa" w:w="2041"/>
-            <w:shd w:val="clear" w:color="auto" w:fill="EEF6F0"/>
+            <w:tcW w:type="dxa" w:w="1531"/>
+            <w:tcBorders>
+              <w:left w:val="nil"/>
+            </w:tcBorders>
+            <w:shd w:val="clear" w:color="auto" w:fill="D9D9D9"/>
             <w:vAlign w:val="center"/>
           </w:tcPr>
           <w:p>
@@ -125,9 +127,9 @@
                 <w:rFonts w:ascii="B Nazanin" w:hAnsi="B Nazanin" w:cs="B Nazanin" w:eastAsia="B Nazanin"/>
                 <w:b/>
                 <w:bCs/>
-                <w:sz w:val="20"/>
-                <w:szCs w:val="20"/>
-                <w:color w:val="1F5132"/>
+                <w:color w:val="000000"/>
+                <w:sz w:val="21"/>
+                <w:szCs w:val="21"/>
                 <w:rtl/>
               </w:rPr>
               <w:t>کد پرسنلی:</w:t>
@@ -136,7 +138,12 @@
         </w:tc>
         <w:tc>
           <w:tcPr>
-            <w:tcW w:type="dxa" w:w="1247"/>
+            <w:tcW w:type="dxa" w:w="1474"/>
+            <w:tcBorders>
+              <w:left w:val="nil"/>
+              <w:right w:val="nil"/>
+            </w:tcBorders>
+            <w:shd w:val="clear" w:color="auto" w:fill="D9D9D9"/>
             <w:vAlign w:val="center"/>
           </w:tcPr>
           <w:p>
@@ -148,8 +155,12 @@
         </w:tc>
         <w:tc>
           <w:tcPr>
-            <w:tcW w:type="dxa" w:w="2211"/>
-            <w:shd w:val="clear" w:color="auto" w:fill="EEF6F0"/>
+            <w:tcW w:type="dxa" w:w="2154"/>
+            <w:tcBorders>
+              <w:left w:val="nil"/>
+              <w:right w:val="nil"/>
+            </w:tcBorders>
+            <w:shd w:val="clear" w:color="auto" w:fill="D9D9D9"/>
             <w:vAlign w:val="center"/>
           </w:tcPr>
           <w:p>
@@ -162,9 +173,9 @@
                 <w:rFonts w:ascii="B Nazanin" w:hAnsi="B Nazanin" w:cs="B Nazanin" w:eastAsia="B Nazanin"/>
                 <w:b/>
                 <w:bCs/>
-                <w:sz w:val="20"/>
-                <w:szCs w:val="20"/>
-                <w:color w:val="1F5132"/>
+                <w:color w:val="000000"/>
+                <w:sz w:val="21"/>
+                <w:szCs w:val="21"/>
                 <w:rtl/>
               </w:rPr>
               <w:t>نام و نام خانوادگی:</w:t>
@@ -174,6 +185,11 @@
         <w:tc>
           <w:tcPr>
             <w:tcW w:type="dxa" w:w="2551"/>
+            <w:tcBorders>
+              <w:left w:val="nil"/>
+              <w:right w:val="nil"/>
+            </w:tcBorders>
+            <w:shd w:val="clear" w:color="auto" w:fill="D9D9D9"/>
             <w:vAlign w:val="center"/>
           </w:tcPr>
           <w:p>
@@ -186,7 +202,11 @@
         <w:tc>
           <w:tcPr>
             <w:tcW w:type="dxa" w:w="1361"/>
-            <w:shd w:val="clear" w:color="auto" w:fill="EEF6F0"/>
+            <w:tcBorders>
+              <w:left w:val="nil"/>
+              <w:right w:val="nil"/>
+            </w:tcBorders>
+            <w:shd w:val="clear" w:color="auto" w:fill="D9D9D9"/>
             <w:vAlign w:val="center"/>
           </w:tcPr>
           <w:p>
@@ -199,9 +219,9 @@
                 <w:rFonts w:ascii="B Nazanin" w:hAnsi="B Nazanin" w:cs="B Nazanin" w:eastAsia="B Nazanin"/>
                 <w:b/>
                 <w:bCs/>
-                <w:sz w:val="20"/>
-                <w:szCs w:val="20"/>
-                <w:color w:val="1F5132"/>
+                <w:color w:val="000000"/>
+                <w:sz w:val="21"/>
+                <w:szCs w:val="21"/>
                 <w:rtl/>
               </w:rPr>
               <w:t>مرکز هزینه:</w:t>
@@ -210,7 +230,11 @@
         </w:tc>
         <w:tc>
           <w:tcPr>
-            <w:tcW w:type="dxa" w:w="1361"/>
+            <w:tcW w:type="dxa" w:w="1701"/>
+            <w:tcBorders>
+              <w:right w:val="nil"/>
+            </w:tcBorders>
+            <w:shd w:val="clear" w:color="auto" w:fill="D9D9D9"/>
             <w:vAlign w:val="center"/>
           </w:tcPr>
           <w:p>
@@ -221,13 +245,48 @@
           </w:p>
         </w:tc>
       </w:tr>
+    </w:tbl>
+    <w:tbl>
+      <w:tblPr>
+        <w:bidiVisual/>
+        <w:tblW w:type="auto" w:w="0"/>
+        <w:jc w:val="center"/>
+        <w:tblBorders>
+          <w:top w:val="nil"/>
+          <w:left w:val="nil"/>
+          <w:bottom w:val="nil"/>
+          <w:right w:val="nil"/>
+          <w:insideH w:val="nil"/>
+          <w:insideV w:val="nil"/>
+        </w:tblBorders>
+        <w:tblLayout w:type="fixed"/>
+        <w:tblCellMar>
+          <w:top w:w="15" w:type="dxa"/>
+          <w:left w:w="60" w:type="dxa"/>
+          <w:bottom w:w="15" w:type="dxa"/>
+          <w:right w:w="60" w:type="dxa"/>
+        </w:tblCellMar>
+        <w:tblLook w:firstColumn="1" w:firstRow="1" w:lastColumn="0" w:lastRow="0" w:noHBand="0" w:noVBand="1" w:val="04A0"/>
+      </w:tblPr>
+      <w:tblGrid>
+        <w:gridCol w:w="2041"/>
+        <w:gridCol w:w="1474"/>
+        <w:gridCol w:w="1474"/>
+        <w:gridCol w:w="5783"/>
+      </w:tblGrid>
       <w:tr>
         <w:trPr>
-          <w:trHeight w:val="351"/>
+          <w:trHeight w:val="312"/>
         </w:trPr>
         <w:tc>
           <w:tcPr>
             <w:tcW w:type="dxa" w:w="2041"/>
+            <w:tcBorders>
+              <w:top w:val="nil"/>
+              <w:left w:val="nil"/>
+              <w:bottom w:val="nil"/>
+              <w:right w:val="nil"/>
+            </w:tcBorders>
             <w:vAlign w:val="center"/>
           </w:tcPr>
           <w:p>
@@ -239,17 +298,24 @@
               <w:rPr>
                 <w:rFonts w:ascii="B Nazanin" w:hAnsi="B Nazanin" w:cs="B Nazanin" w:eastAsia="B Nazanin"/>
                 <w:b w:val="0"/>
-                <w:sz w:val="18"/>
-                <w:szCs w:val="18"/>
+                <w:color w:val="000000"/>
+                <w:sz w:val="19"/>
+                <w:szCs w:val="19"/>
                 <w:rtl/>
               </w:rPr>
-              <w:t>میزان مرخصی در ماه:</w:t>
+              <w:t>میزان مرخصی در ماه :</w:t>
             </w:r>
           </w:p>
         </w:tc>
         <w:tc>
           <w:tcPr>
-            <w:tcW w:type="dxa" w:w="1247"/>
+            <w:tcW w:type="dxa" w:w="1474"/>
+            <w:tcBorders>
+              <w:top w:val="nil"/>
+              <w:left w:val="nil"/>
+              <w:bottom w:val="nil"/>
+              <w:right w:val="nil"/>
+            </w:tcBorders>
             <w:vAlign w:val="center"/>
           </w:tcPr>
           <w:p>
@@ -261,7 +327,13 @@
         </w:tc>
         <w:tc>
           <w:tcPr>
-            <w:tcW w:type="dxa" w:w="2211"/>
+            <w:tcW w:type="dxa" w:w="1474"/>
+            <w:tcBorders>
+              <w:top w:val="nil"/>
+              <w:left w:val="nil"/>
+              <w:bottom w:val="nil"/>
+              <w:right w:val="nil"/>
+            </w:tcBorders>
             <w:vAlign w:val="center"/>
           </w:tcPr>
           <w:p>
@@ -273,17 +345,24 @@
               <w:rPr>
                 <w:rFonts w:ascii="B Nazanin" w:hAnsi="B Nazanin" w:cs="B Nazanin" w:eastAsia="B Nazanin"/>
                 <w:b w:val="0"/>
-                <w:sz w:val="18"/>
-                <w:szCs w:val="18"/>
+                <w:color w:val="000000"/>
+                <w:sz w:val="19"/>
+                <w:szCs w:val="19"/>
                 <w:rtl/>
               </w:rPr>
-              <w:t>مانده مرخصی:</w:t>
+              <w:t>مانده مرخصی :</w:t>
             </w:r>
           </w:p>
         </w:tc>
         <w:tc>
           <w:tcPr>
-            <w:tcW w:type="dxa" w:w="2551"/>
+            <w:tcW w:type="dxa" w:w="5783"/>
+            <w:tcBorders>
+              <w:top w:val="nil"/>
+              <w:left w:val="nil"/>
+              <w:bottom w:val="nil"/>
+              <w:right w:val="nil"/>
+            </w:tcBorders>
             <w:vAlign w:val="center"/>
           </w:tcPr>
           <w:p>
@@ -293,22 +372,1082 @@
             </w:pPr>
           </w:p>
         </w:tc>
+      </w:tr>
+    </w:tbl>
+    <w:tbl>
+      <w:tblPr>
+        <w:bidiVisual/>
+        <w:tblW w:type="auto" w:w="0"/>
+        <w:jc w:val="center"/>
+        <w:tblBorders>
+          <w:top w:val="single" w:sz="6" w:space="0" w:color="000000"/>
+          <w:left w:val="single" w:sz="6" w:space="0" w:color="000000"/>
+          <w:bottom w:val="single" w:sz="6" w:space="0" w:color="000000"/>
+          <w:right w:val="single" w:sz="6" w:space="0" w:color="000000"/>
+          <w:insideH w:val="single" w:sz="6" w:space="0" w:color="000000"/>
+          <w:insideV w:val="single" w:sz="6" w:space="0" w:color="000000"/>
+        </w:tblBorders>
+        <w:tblLayout w:type="fixed"/>
+        <w:tblCellMar>
+          <w:top w:w="15" w:type="dxa"/>
+          <w:left w:w="60" w:type="dxa"/>
+          <w:bottom w:w="15" w:type="dxa"/>
+          <w:right w:w="60" w:type="dxa"/>
+        </w:tblCellMar>
+        <w:tblLook w:firstColumn="1" w:firstRow="1" w:lastColumn="0" w:lastRow="0" w:noHBand="0" w:noVBand="1" w:val="04A0"/>
+      </w:tblPr>
+      <w:tblGrid>
+        <w:gridCol w:w="3912"/>
+        <w:gridCol w:w="2041"/>
+        <w:gridCol w:w="3005"/>
+        <w:gridCol w:w="1814"/>
+      </w:tblGrid>
+      <w:tr>
+        <w:trPr>
+          <w:trHeight w:val="340"/>
+        </w:trPr>
         <w:tc>
           <w:tcPr>
-            <w:tcW w:type="dxa" w:w="1361"/>
+            <w:tcW w:type="dxa" w:w="3912"/>
             <w:vAlign w:val="center"/>
           </w:tcPr>
           <w:p>
             <w:pPr>
               <w:bidi/>
               <w:spacing w:after="0" w:before="0" w:line="240" w:lineRule="auto"/>
+              <w:jc w:val="center"/>
             </w:pPr>
+            <w:r>
+              <w:rPr>
+                <w:rFonts w:ascii="B Nazanin" w:hAnsi="B Nazanin" w:cs="B Nazanin" w:eastAsia="B Nazanin"/>
+                <w:b w:val="0"/>
+                <w:color w:val="000000"/>
+                <w:sz w:val="21"/>
+                <w:szCs w:val="21"/>
+                <w:rtl/>
+              </w:rPr>
+              <w:t>سایر</w:t>
+            </w:r>
           </w:p>
         </w:tc>
         <w:tc>
           <w:tcPr>
-            <w:tcW w:type="dxa" w:w="1361"/>
+            <w:tcW w:type="dxa" w:w="2041"/>
             <w:vAlign w:val="center"/>
+          </w:tcPr>
+          <w:p>
+            <w:pPr>
+              <w:bidi/>
+              <w:spacing w:after="0" w:before="0" w:line="240" w:lineRule="auto"/>
+              <w:jc w:val="center"/>
+            </w:pPr>
+            <w:r>
+              <w:rPr>
+                <w:rFonts w:ascii="B Nazanin" w:hAnsi="B Nazanin" w:cs="B Nazanin" w:eastAsia="B Nazanin"/>
+                <w:b w:val="0"/>
+                <w:color w:val="000000"/>
+                <w:sz w:val="21"/>
+                <w:szCs w:val="21"/>
+                <w:rtl/>
+              </w:rPr>
+              <w:t>مزایا</w:t>
+            </w:r>
+          </w:p>
+        </w:tc>
+        <w:tc>
+          <w:tcPr>
+            <w:tcW w:type="dxa" w:w="3005"/>
+            <w:vAlign w:val="center"/>
+          </w:tcPr>
+          <w:p>
+            <w:pPr>
+              <w:bidi/>
+              <w:spacing w:after="0" w:before="0" w:line="240" w:lineRule="auto"/>
+              <w:jc w:val="center"/>
+            </w:pPr>
+            <w:r>
+              <w:rPr>
+                <w:rFonts w:ascii="B Nazanin" w:hAnsi="B Nazanin" w:cs="B Nazanin" w:eastAsia="B Nazanin"/>
+                <w:b w:val="0"/>
+                <w:color w:val="000000"/>
+                <w:sz w:val="21"/>
+                <w:szCs w:val="21"/>
+                <w:rtl/>
+              </w:rPr>
+              <w:t>کسور</w:t>
+            </w:r>
+          </w:p>
+        </w:tc>
+        <w:tc>
+          <w:tcPr>
+            <w:tcW w:type="dxa" w:w="1814"/>
+            <w:vAlign w:val="center"/>
+          </w:tcPr>
+          <w:p>
+            <w:pPr>
+              <w:bidi/>
+              <w:spacing w:after="0" w:before="0" w:line="240" w:lineRule="auto"/>
+              <w:jc w:val="center"/>
+            </w:pPr>
+            <w:r>
+              <w:rPr>
+                <w:rFonts w:ascii="B Nazanin" w:hAnsi="B Nazanin" w:cs="B Nazanin" w:eastAsia="B Nazanin"/>
+                <w:b w:val="0"/>
+                <w:color w:val="000000"/>
+                <w:sz w:val="21"/>
+                <w:szCs w:val="21"/>
+                <w:rtl/>
+              </w:rPr>
+              <w:t>وام</w:t>
+            </w:r>
+          </w:p>
+        </w:tc>
+      </w:tr>
+      <w:tr>
+        <w:trPr>
+          <w:trHeight w:val="3175"/>
+        </w:trPr>
+        <w:tc>
+          <w:tcPr>
+            <w:tcW w:type="dxa" w:w="3912"/>
+            <w:vAlign w:val="top"/>
+          </w:tcPr>
+          <w:tbl>
+            <w:tblPr>
+              <w:bidiVisual/>
+              <w:tblW w:type="auto" w:w="0"/>
+              <w:jc w:val="center"/>
+              <w:tblBorders>
+                <w:top w:val="nil"/>
+                <w:left w:val="nil"/>
+                <w:bottom w:val="nil"/>
+                <w:right w:val="nil"/>
+                <w:insideH w:val="nil"/>
+                <w:insideV w:val="nil"/>
+              </w:tblBorders>
+              <w:tblLayout w:type="fixed"/>
+              <w:tblCellMar>
+                <w:top w:w="15" w:type="dxa"/>
+                <w:left w:w="60" w:type="dxa"/>
+                <w:bottom w:w="15" w:type="dxa"/>
+                <w:right w:w="60" w:type="dxa"/>
+              </w:tblCellMar>
+              <w:tblLook w:firstColumn="1" w:firstRow="1" w:lastColumn="0" w:lastRow="0" w:noHBand="0" w:noVBand="1" w:val="04A0"/>
+            </w:tblPr>
+            <w:tblGrid>
+              <w:gridCol w:w="3005"/>
+              <w:gridCol w:w="794"/>
+            </w:tblGrid>
+            <w:tr>
+              <w:trPr>
+                <w:trHeight w:val="312"/>
+              </w:trPr>
+              <w:tc>
+                <w:tcPr>
+                  <w:tcW w:type="dxa" w:w="3005"/>
+                  <w:vAlign w:val="center"/>
+                </w:tcPr>
+                <w:p>
+                  <w:pPr>
+                    <w:bidi/>
+                    <w:spacing w:after="0" w:before="0" w:line="240" w:lineRule="auto"/>
+                  </w:pPr>
+                  <w:r>
+                    <w:rPr>
+                      <w:rFonts w:ascii="B Nazanin" w:hAnsi="B Nazanin" w:cs="B Nazanin" w:eastAsia="B Nazanin"/>
+                      <w:b w:val="0"/>
+                      <w:color w:val="000000"/>
+                      <w:sz w:val="19"/>
+                      <w:szCs w:val="19"/>
+                      <w:rtl/>
+                    </w:rPr>
+                    <w:t>کارکرد مؤثر</w:t>
+                  </w:r>
+                </w:p>
+              </w:tc>
+              <w:tc>
+                <w:tcPr>
+                  <w:tcW w:type="dxa" w:w="794"/>
+                  <w:vAlign w:val="center"/>
+                </w:tcPr>
+                <w:p>
+                  <w:pPr>
+                    <w:bidi/>
+                    <w:spacing w:after="0" w:before="0" w:line="240" w:lineRule="auto"/>
+                    <w:jc w:val="center"/>
+                  </w:pPr>
+                  <w:r>
+                    <w:rPr>
+                      <w:rFonts w:ascii="B Nazanin" w:hAnsi="B Nazanin" w:cs="B Nazanin" w:eastAsia="B Nazanin"/>
+                      <w:b w:val="0"/>
+                      <w:color w:val="000000"/>
+                      <w:sz w:val="19"/>
+                      <w:szCs w:val="19"/>
+                      <w:rtl/>
+                    </w:rPr>
+                    <w:t>0</w:t>
+                  </w:r>
+                </w:p>
+              </w:tc>
+            </w:tr>
+            <w:tr>
+              <w:trPr>
+                <w:trHeight w:val="312"/>
+              </w:trPr>
+              <w:tc>
+                <w:tcPr>
+                  <w:tcW w:type="dxa" w:w="3005"/>
+                  <w:vAlign w:val="center"/>
+                </w:tcPr>
+                <w:p>
+                  <w:pPr>
+                    <w:bidi/>
+                    <w:spacing w:after="0" w:before="0" w:line="240" w:lineRule="auto"/>
+                  </w:pPr>
+                  <w:r>
+                    <w:rPr>
+                      <w:rFonts w:ascii="B Nazanin" w:hAnsi="B Nazanin" w:cs="B Nazanin" w:eastAsia="B Nazanin"/>
+                      <w:b w:val="0"/>
+                      <w:color w:val="000000"/>
+                      <w:sz w:val="19"/>
+                      <w:szCs w:val="19"/>
+                      <w:rtl/>
+                    </w:rPr>
+                    <w:t>درآمد مشمول مالیات سال حقوق</w:t>
+                  </w:r>
+                </w:p>
+              </w:tc>
+              <w:tc>
+                <w:tcPr>
+                  <w:tcW w:type="dxa" w:w="794"/>
+                  <w:vAlign w:val="center"/>
+                </w:tcPr>
+                <w:p>
+                  <w:pPr>
+                    <w:bidi/>
+                    <w:spacing w:after="0" w:before="0" w:line="240" w:lineRule="auto"/>
+                    <w:jc w:val="center"/>
+                  </w:pPr>
+                  <w:r>
+                    <w:rPr>
+                      <w:rFonts w:ascii="B Nazanin" w:hAnsi="B Nazanin" w:cs="B Nazanin" w:eastAsia="B Nazanin"/>
+                      <w:b w:val="0"/>
+                      <w:color w:val="000000"/>
+                      <w:sz w:val="19"/>
+                      <w:szCs w:val="19"/>
+                      <w:rtl/>
+                    </w:rPr>
+                    <w:t>0</w:t>
+                  </w:r>
+                </w:p>
+              </w:tc>
+            </w:tr>
+            <w:tr>
+              <w:trPr>
+                <w:trHeight w:val="312"/>
+              </w:trPr>
+              <w:tc>
+                <w:tcPr>
+                  <w:tcW w:type="dxa" w:w="3005"/>
+                  <w:vAlign w:val="center"/>
+                </w:tcPr>
+                <w:p>
+                  <w:pPr>
+                    <w:bidi/>
+                    <w:spacing w:after="0" w:before="0" w:line="240" w:lineRule="auto"/>
+                  </w:pPr>
+                  <w:r>
+                    <w:rPr>
+                      <w:rFonts w:ascii="B Nazanin" w:hAnsi="B Nazanin" w:cs="B Nazanin" w:eastAsia="B Nazanin"/>
+                      <w:b w:val="0"/>
+                      <w:color w:val="000000"/>
+                      <w:sz w:val="19"/>
+                      <w:szCs w:val="19"/>
+                      <w:rtl/>
+                    </w:rPr>
+                    <w:t>میانگین درآمد مشمول مالیات سال حقوق</w:t>
+                  </w:r>
+                </w:p>
+              </w:tc>
+              <w:tc>
+                <w:tcPr>
+                  <w:tcW w:type="dxa" w:w="794"/>
+                  <w:vAlign w:val="center"/>
+                </w:tcPr>
+                <w:p>
+                  <w:pPr>
+                    <w:bidi/>
+                    <w:spacing w:after="0" w:before="0" w:line="240" w:lineRule="auto"/>
+                    <w:jc w:val="center"/>
+                  </w:pPr>
+                  <w:r>
+                    <w:rPr>
+                      <w:rFonts w:ascii="B Nazanin" w:hAnsi="B Nazanin" w:cs="B Nazanin" w:eastAsia="B Nazanin"/>
+                      <w:b w:val="0"/>
+                      <w:color w:val="000000"/>
+                      <w:sz w:val="19"/>
+                      <w:szCs w:val="19"/>
+                      <w:rtl/>
+                    </w:rPr>
+                    <w:t>0</w:t>
+                  </w:r>
+                </w:p>
+              </w:tc>
+            </w:tr>
+            <w:tr>
+              <w:trPr>
+                <w:trHeight w:val="312"/>
+              </w:trPr>
+              <w:tc>
+                <w:tcPr>
+                  <w:tcW w:type="dxa" w:w="3005"/>
+                  <w:vAlign w:val="center"/>
+                </w:tcPr>
+                <w:p>
+                  <w:pPr>
+                    <w:bidi/>
+                    <w:spacing w:after="0" w:before="0" w:line="240" w:lineRule="auto"/>
+                  </w:pPr>
+                  <w:r>
+                    <w:rPr>
+                      <w:rFonts w:ascii="B Nazanin" w:hAnsi="B Nazanin" w:cs="B Nazanin" w:eastAsia="B Nazanin"/>
+                      <w:b w:val="0"/>
+                      <w:color w:val="000000"/>
+                      <w:sz w:val="19"/>
+                      <w:szCs w:val="19"/>
+                      <w:rtl/>
+                    </w:rPr>
+                    <w:t>مالیات کل حقوق</w:t>
+                  </w:r>
+                </w:p>
+              </w:tc>
+              <w:tc>
+                <w:tcPr>
+                  <w:tcW w:type="dxa" w:w="794"/>
+                  <w:vAlign w:val="center"/>
+                </w:tcPr>
+                <w:p>
+                  <w:pPr>
+                    <w:bidi/>
+                    <w:spacing w:after="0" w:before="0" w:line="240" w:lineRule="auto"/>
+                    <w:jc w:val="center"/>
+                  </w:pPr>
+                  <w:r>
+                    <w:rPr>
+                      <w:rFonts w:ascii="B Nazanin" w:hAnsi="B Nazanin" w:cs="B Nazanin" w:eastAsia="B Nazanin"/>
+                      <w:b w:val="0"/>
+                      <w:color w:val="000000"/>
+                      <w:sz w:val="19"/>
+                      <w:szCs w:val="19"/>
+                      <w:rtl/>
+                    </w:rPr>
+                    <w:t>0</w:t>
+                  </w:r>
+                </w:p>
+              </w:tc>
+            </w:tr>
+            <w:tr>
+              <w:trPr>
+                <w:trHeight w:val="312"/>
+              </w:trPr>
+              <w:tc>
+                <w:tcPr>
+                  <w:tcW w:type="dxa" w:w="3005"/>
+                  <w:vAlign w:val="center"/>
+                </w:tcPr>
+                <w:p>
+                  <w:pPr>
+                    <w:bidi/>
+                    <w:spacing w:after="0" w:before="0" w:line="240" w:lineRule="auto"/>
+                  </w:pPr>
+                  <w:r>
+                    <w:rPr>
+                      <w:rFonts w:ascii="B Nazanin" w:hAnsi="B Nazanin" w:cs="B Nazanin" w:eastAsia="B Nazanin"/>
+                      <w:b w:val="0"/>
+                      <w:color w:val="000000"/>
+                      <w:sz w:val="19"/>
+                      <w:szCs w:val="19"/>
+                      <w:rtl/>
+                    </w:rPr>
+                    <w:t>معافیت مالیاتی سالانه</w:t>
+                  </w:r>
+                </w:p>
+              </w:tc>
+              <w:tc>
+                <w:tcPr>
+                  <w:tcW w:type="dxa" w:w="794"/>
+                  <w:vAlign w:val="center"/>
+                </w:tcPr>
+                <w:p>
+                  <w:pPr>
+                    <w:bidi/>
+                    <w:spacing w:after="0" w:before="0" w:line="240" w:lineRule="auto"/>
+                    <w:jc w:val="center"/>
+                  </w:pPr>
+                  <w:r>
+                    <w:rPr>
+                      <w:rFonts w:ascii="B Nazanin" w:hAnsi="B Nazanin" w:cs="B Nazanin" w:eastAsia="B Nazanin"/>
+                      <w:b w:val="0"/>
+                      <w:color w:val="000000"/>
+                      <w:sz w:val="19"/>
+                      <w:szCs w:val="19"/>
+                      <w:rtl/>
+                    </w:rPr>
+                    <w:t>0</w:t>
+                  </w:r>
+                </w:p>
+              </w:tc>
+            </w:tr>
+            <w:tr>
+              <w:trPr>
+                <w:trHeight w:val="312"/>
+              </w:trPr>
+              <w:tc>
+                <w:tcPr>
+                  <w:tcW w:type="dxa" w:w="3005"/>
+                  <w:vAlign w:val="center"/>
+                </w:tcPr>
+                <w:p>
+                  <w:pPr>
+                    <w:bidi/>
+                    <w:spacing w:after="0" w:before="0" w:line="240" w:lineRule="auto"/>
+                  </w:pPr>
+                  <w:r>
+                    <w:rPr>
+                      <w:rFonts w:ascii="B Nazanin" w:hAnsi="B Nazanin" w:cs="B Nazanin" w:eastAsia="B Nazanin"/>
+                      <w:b w:val="0"/>
+                      <w:color w:val="000000"/>
+                      <w:sz w:val="19"/>
+                      <w:szCs w:val="19"/>
+                      <w:rtl/>
+                    </w:rPr>
+                    <w:t>جمع کل حقوق و مزایای مستمر و غیرمستمر</w:t>
+                  </w:r>
+                </w:p>
+              </w:tc>
+              <w:tc>
+                <w:tcPr>
+                  <w:tcW w:type="dxa" w:w="794"/>
+                  <w:vAlign w:val="center"/>
+                </w:tcPr>
+                <w:p>
+                  <w:pPr>
+                    <w:bidi/>
+                    <w:spacing w:after="0" w:before="0" w:line="240" w:lineRule="auto"/>
+                    <w:jc w:val="center"/>
+                  </w:pPr>
+                  <w:r>
+                    <w:rPr>
+                      <w:rFonts w:ascii="B Nazanin" w:hAnsi="B Nazanin" w:cs="B Nazanin" w:eastAsia="B Nazanin"/>
+                      <w:b w:val="0"/>
+                      <w:color w:val="000000"/>
+                      <w:sz w:val="19"/>
+                      <w:szCs w:val="19"/>
+                      <w:rtl/>
+                    </w:rPr>
+                    <w:t>0</w:t>
+                  </w:r>
+                </w:p>
+              </w:tc>
+            </w:tr>
+            <w:tr>
+              <w:trPr>
+                <w:trHeight w:val="312"/>
+              </w:trPr>
+              <w:tc>
+                <w:tcPr>
+                  <w:tcW w:type="dxa" w:w="3005"/>
+                  <w:vAlign w:val="center"/>
+                </w:tcPr>
+                <w:p>
+                  <w:pPr>
+                    <w:bidi/>
+                    <w:spacing w:after="0" w:before="0" w:line="240" w:lineRule="auto"/>
+                  </w:pPr>
+                  <w:r>
+                    <w:rPr>
+                      <w:rFonts w:ascii="B Nazanin" w:hAnsi="B Nazanin" w:cs="B Nazanin" w:eastAsia="B Nazanin"/>
+                      <w:b w:val="0"/>
+                      <w:color w:val="000000"/>
+                      <w:sz w:val="19"/>
+                      <w:szCs w:val="19"/>
+                      <w:rtl/>
+                    </w:rPr>
+                    <w:t>مانده صندوق</w:t>
+                  </w:r>
+                </w:p>
+              </w:tc>
+              <w:tc>
+                <w:tcPr>
+                  <w:tcW w:type="dxa" w:w="794"/>
+                  <w:vAlign w:val="center"/>
+                </w:tcPr>
+                <w:p>
+                  <w:pPr>
+                    <w:bidi/>
+                    <w:spacing w:after="0" w:before="0" w:line="240" w:lineRule="auto"/>
+                    <w:jc w:val="center"/>
+                  </w:pPr>
+                  <w:r>
+                    <w:rPr>
+                      <w:rFonts w:ascii="B Nazanin" w:hAnsi="B Nazanin" w:cs="B Nazanin" w:eastAsia="B Nazanin"/>
+                      <w:b w:val="0"/>
+                      <w:color w:val="000000"/>
+                      <w:sz w:val="19"/>
+                      <w:szCs w:val="19"/>
+                      <w:rtl/>
+                    </w:rPr>
+                    <w:t>0</w:t>
+                  </w:r>
+                </w:p>
+              </w:tc>
+            </w:tr>
+            <w:tr>
+              <w:trPr>
+                <w:trHeight w:val="312"/>
+              </w:trPr>
+              <w:tc>
+                <w:tcPr>
+                  <w:tcW w:type="dxa" w:w="3005"/>
+                  <w:vAlign w:val="center"/>
+                </w:tcPr>
+                <w:p>
+                  <w:pPr>
+                    <w:bidi/>
+                    <w:spacing w:after="0" w:before="0" w:line="240" w:lineRule="auto"/>
+                  </w:pPr>
+                  <w:r>
+                    <w:rPr>
+                      <w:rFonts w:ascii="B Nazanin" w:hAnsi="B Nazanin" w:cs="B Nazanin" w:eastAsia="B Nazanin"/>
+                      <w:b w:val="0"/>
+                      <w:color w:val="000000"/>
+                      <w:sz w:val="19"/>
+                      <w:szCs w:val="19"/>
+                      <w:rtl/>
+                    </w:rPr>
+                    <w:t>معافیت‌های موضوع ماده ۹۱</w:t>
+                  </w:r>
+                </w:p>
+              </w:tc>
+              <w:tc>
+                <w:tcPr>
+                  <w:tcW w:type="dxa" w:w="794"/>
+                  <w:vAlign w:val="center"/>
+                </w:tcPr>
+                <w:p>
+                  <w:pPr>
+                    <w:bidi/>
+                    <w:spacing w:after="0" w:before="0" w:line="240" w:lineRule="auto"/>
+                    <w:jc w:val="center"/>
+                  </w:pPr>
+                  <w:r>
+                    <w:rPr>
+                      <w:rFonts w:ascii="B Nazanin" w:hAnsi="B Nazanin" w:cs="B Nazanin" w:eastAsia="B Nazanin"/>
+                      <w:b w:val="0"/>
+                      <w:color w:val="000000"/>
+                      <w:sz w:val="19"/>
+                      <w:szCs w:val="19"/>
+                      <w:rtl/>
+                    </w:rPr>
+                    <w:t>0</w:t>
+                  </w:r>
+                </w:p>
+              </w:tc>
+            </w:tr>
+            <w:tr>
+              <w:trPr>
+                <w:trHeight w:val="312"/>
+              </w:trPr>
+              <w:tc>
+                <w:tcPr>
+                  <w:tcW w:type="dxa" w:w="3005"/>
+                  <w:vAlign w:val="center"/>
+                </w:tcPr>
+                <w:p>
+                  <w:pPr>
+                    <w:bidi/>
+                    <w:spacing w:after="0" w:before="0" w:line="240" w:lineRule="auto"/>
+                  </w:pPr>
+                  <w:r>
+                    <w:rPr>
+                      <w:rFonts w:ascii="B Nazanin" w:hAnsi="B Nazanin" w:cs="B Nazanin" w:eastAsia="B Nazanin"/>
+                      <w:b w:val="0"/>
+                      <w:color w:val="000000"/>
+                      <w:sz w:val="19"/>
+                      <w:szCs w:val="19"/>
+                      <w:rtl/>
+                    </w:rPr>
+                    <w:t>سایر معافیت‌ها</w:t>
+                  </w:r>
+                </w:p>
+              </w:tc>
+              <w:tc>
+                <w:tcPr>
+                  <w:tcW w:type="dxa" w:w="794"/>
+                  <w:vAlign w:val="center"/>
+                </w:tcPr>
+                <w:p>
+                  <w:pPr>
+                    <w:bidi/>
+                    <w:spacing w:after="0" w:before="0" w:line="240" w:lineRule="auto"/>
+                    <w:jc w:val="center"/>
+                  </w:pPr>
+                  <w:r>
+                    <w:rPr>
+                      <w:rFonts w:ascii="B Nazanin" w:hAnsi="B Nazanin" w:cs="B Nazanin" w:eastAsia="B Nazanin"/>
+                      <w:b w:val="0"/>
+                      <w:color w:val="000000"/>
+                      <w:sz w:val="19"/>
+                      <w:szCs w:val="19"/>
+                      <w:rtl/>
+                    </w:rPr>
+                    <w:t>0</w:t>
+                  </w:r>
+                </w:p>
+              </w:tc>
+            </w:tr>
+          </w:tbl>
+          <w:p/>
+          <w:p/>
+        </w:tc>
+        <w:tc>
+          <w:tcPr>
+            <w:tcW w:type="dxa" w:w="2041"/>
+            <w:vAlign w:val="top"/>
+          </w:tcPr>
+          <w:tbl>
+            <w:tblPr>
+              <w:bidiVisual/>
+              <w:tblW w:type="auto" w:w="0"/>
+              <w:jc w:val="center"/>
+              <w:tblBorders>
+                <w:top w:val="nil"/>
+                <w:left w:val="nil"/>
+                <w:bottom w:val="nil"/>
+                <w:right w:val="nil"/>
+                <w:insideH w:val="nil"/>
+                <w:insideV w:val="nil"/>
+              </w:tblBorders>
+              <w:tblLayout w:type="fixed"/>
+              <w:tblCellMar>
+                <w:top w:w="15" w:type="dxa"/>
+                <w:left w:w="60" w:type="dxa"/>
+                <w:bottom w:w="15" w:type="dxa"/>
+                <w:right w:w="60" w:type="dxa"/>
+              </w:tblCellMar>
+              <w:tblLook w:firstColumn="1" w:firstRow="1" w:lastColumn="0" w:lastRow="0" w:noHBand="0" w:noVBand="1" w:val="04A0"/>
+            </w:tblPr>
+            <w:tblGrid>
+              <w:gridCol w:w="1134"/>
+              <w:gridCol w:w="794"/>
+            </w:tblGrid>
+            <w:tr>
+              <w:trPr>
+                <w:trHeight w:val="312"/>
+              </w:trPr>
+              <w:tc>
+                <w:tcPr>
+                  <w:tcW w:type="dxa" w:w="1134"/>
+                  <w:vAlign w:val="center"/>
+                </w:tcPr>
+                <w:p>
+                  <w:pPr>
+                    <w:bidi/>
+                    <w:spacing w:after="0" w:before="0" w:line="240" w:lineRule="auto"/>
+                  </w:pPr>
+                  <w:r>
+                    <w:rPr>
+                      <w:rFonts w:ascii="B Nazanin" w:hAnsi="B Nazanin" w:cs="B Nazanin" w:eastAsia="B Nazanin"/>
+                      <w:b w:val="0"/>
+                      <w:color w:val="000000"/>
+                      <w:sz w:val="19"/>
+                      <w:szCs w:val="19"/>
+                      <w:rtl/>
+                    </w:rPr>
+                    <w:t>حقوق پایه</w:t>
+                  </w:r>
+                </w:p>
+              </w:tc>
+              <w:tc>
+                <w:tcPr>
+                  <w:tcW w:type="dxa" w:w="794"/>
+                  <w:vAlign w:val="center"/>
+                </w:tcPr>
+                <w:p>
+                  <w:pPr>
+                    <w:bidi/>
+                    <w:spacing w:after="0" w:before="0" w:line="240" w:lineRule="auto"/>
+                    <w:jc w:val="center"/>
+                  </w:pPr>
+                  <w:r>
+                    <w:rPr>
+                      <w:rFonts w:ascii="B Nazanin" w:hAnsi="B Nazanin" w:cs="B Nazanin" w:eastAsia="B Nazanin"/>
+                      <w:b w:val="0"/>
+                      <w:color w:val="000000"/>
+                      <w:sz w:val="19"/>
+                      <w:szCs w:val="19"/>
+                      <w:rtl/>
+                    </w:rPr>
+                    <w:t>0</w:t>
+                  </w:r>
+                </w:p>
+              </w:tc>
+            </w:tr>
+            <w:tr>
+              <w:trPr>
+                <w:trHeight w:val="312"/>
+              </w:trPr>
+              <w:tc>
+                <w:tcPr>
+                  <w:tcW w:type="dxa" w:w="1134"/>
+                  <w:vAlign w:val="center"/>
+                </w:tcPr>
+                <w:p>
+                  <w:pPr>
+                    <w:bidi/>
+                    <w:spacing w:after="0" w:before="0" w:line="240" w:lineRule="auto"/>
+                  </w:pPr>
+                  <w:r>
+                    <w:rPr>
+                      <w:rFonts w:ascii="B Nazanin" w:hAnsi="B Nazanin" w:cs="B Nazanin" w:eastAsia="B Nazanin"/>
+                      <w:b w:val="0"/>
+                      <w:color w:val="000000"/>
+                      <w:sz w:val="19"/>
+                      <w:szCs w:val="19"/>
+                      <w:rtl/>
+                    </w:rPr>
+                    <w:t>سایر مزایا</w:t>
+                  </w:r>
+                </w:p>
+              </w:tc>
+              <w:tc>
+                <w:tcPr>
+                  <w:tcW w:type="dxa" w:w="794"/>
+                  <w:vAlign w:val="center"/>
+                </w:tcPr>
+                <w:p>
+                  <w:pPr>
+                    <w:bidi/>
+                    <w:spacing w:after="0" w:before="0" w:line="240" w:lineRule="auto"/>
+                    <w:jc w:val="center"/>
+                  </w:pPr>
+                  <w:r>
+                    <w:rPr>
+                      <w:rFonts w:ascii="B Nazanin" w:hAnsi="B Nazanin" w:cs="B Nazanin" w:eastAsia="B Nazanin"/>
+                      <w:b w:val="0"/>
+                      <w:color w:val="000000"/>
+                      <w:sz w:val="19"/>
+                      <w:szCs w:val="19"/>
+                      <w:rtl/>
+                    </w:rPr>
+                    <w:t>0</w:t>
+                  </w:r>
+                </w:p>
+              </w:tc>
+            </w:tr>
+          </w:tbl>
+          <w:p/>
+          <w:p/>
+        </w:tc>
+        <w:tc>
+          <w:tcPr>
+            <w:tcW w:type="dxa" w:w="3005"/>
+            <w:vAlign w:val="top"/>
+          </w:tcPr>
+          <w:tbl>
+            <w:tblPr>
+              <w:bidiVisual/>
+              <w:tblW w:type="auto" w:w="0"/>
+              <w:jc w:val="center"/>
+              <w:tblBorders>
+                <w:top w:val="nil"/>
+                <w:left w:val="nil"/>
+                <w:bottom w:val="nil"/>
+                <w:right w:val="nil"/>
+                <w:insideH w:val="nil"/>
+                <w:insideV w:val="nil"/>
+              </w:tblBorders>
+              <w:tblLayout w:type="fixed"/>
+              <w:tblCellMar>
+                <w:top w:w="15" w:type="dxa"/>
+                <w:left w:w="60" w:type="dxa"/>
+                <w:bottom w:w="15" w:type="dxa"/>
+                <w:right w:w="60" w:type="dxa"/>
+              </w:tblCellMar>
+              <w:tblLook w:firstColumn="1" w:firstRow="1" w:lastColumn="0" w:lastRow="0" w:noHBand="0" w:noVBand="1" w:val="04A0"/>
+            </w:tblPr>
+            <w:tblGrid>
+              <w:gridCol w:w="2154"/>
+              <w:gridCol w:w="737"/>
+            </w:tblGrid>
+            <w:tr>
+              <w:trPr>
+                <w:trHeight w:val="312"/>
+              </w:trPr>
+              <w:tc>
+                <w:tcPr>
+                  <w:tcW w:type="dxa" w:w="2154"/>
+                  <w:vAlign w:val="center"/>
+                </w:tcPr>
+                <w:p>
+                  <w:pPr>
+                    <w:bidi/>
+                    <w:spacing w:after="0" w:before="0" w:line="240" w:lineRule="auto"/>
+                  </w:pPr>
+                  <w:r>
+                    <w:rPr>
+                      <w:rFonts w:ascii="B Nazanin" w:hAnsi="B Nazanin" w:cs="B Nazanin" w:eastAsia="B Nazanin"/>
+                      <w:b w:val="0"/>
+                      <w:color w:val="000000"/>
+                      <w:sz w:val="19"/>
+                      <w:szCs w:val="19"/>
+                      <w:rtl/>
+                    </w:rPr>
+                    <w:t>مالیات</w:t>
+                  </w:r>
+                </w:p>
+              </w:tc>
+              <w:tc>
+                <w:tcPr>
+                  <w:tcW w:type="dxa" w:w="737"/>
+                  <w:vAlign w:val="center"/>
+                </w:tcPr>
+                <w:p>
+                  <w:pPr>
+                    <w:bidi/>
+                    <w:spacing w:after="0" w:before="0" w:line="240" w:lineRule="auto"/>
+                    <w:jc w:val="center"/>
+                  </w:pPr>
+                  <w:r>
+                    <w:rPr>
+                      <w:rFonts w:ascii="B Nazanin" w:hAnsi="B Nazanin" w:cs="B Nazanin" w:eastAsia="B Nazanin"/>
+                      <w:b w:val="0"/>
+                      <w:color w:val="000000"/>
+                      <w:sz w:val="19"/>
+                      <w:szCs w:val="19"/>
+                      <w:rtl/>
+                    </w:rPr>
+                    <w:t>0</w:t>
+                  </w:r>
+                </w:p>
+              </w:tc>
+            </w:tr>
+            <w:tr>
+              <w:trPr>
+                <w:trHeight w:val="312"/>
+              </w:trPr>
+              <w:tc>
+                <w:tcPr>
+                  <w:tcW w:type="dxa" w:w="2154"/>
+                  <w:vAlign w:val="center"/>
+                </w:tcPr>
+                <w:p>
+                  <w:pPr>
+                    <w:bidi/>
+                    <w:spacing w:after="0" w:before="0" w:line="240" w:lineRule="auto"/>
+                  </w:pPr>
+                  <w:r>
+                    <w:rPr>
+                      <w:rFonts w:ascii="B Nazanin" w:hAnsi="B Nazanin" w:cs="B Nazanin" w:eastAsia="B Nazanin"/>
+                      <w:b w:val="0"/>
+                      <w:color w:val="000000"/>
+                      <w:sz w:val="19"/>
+                      <w:szCs w:val="19"/>
+                      <w:rtl/>
+                    </w:rPr>
+                    <w:t>رستوران</w:t>
+                  </w:r>
+                </w:p>
+              </w:tc>
+              <w:tc>
+                <w:tcPr>
+                  <w:tcW w:type="dxa" w:w="737"/>
+                  <w:vAlign w:val="center"/>
+                </w:tcPr>
+                <w:p>
+                  <w:pPr>
+                    <w:bidi/>
+                    <w:spacing w:after="0" w:before="0" w:line="240" w:lineRule="auto"/>
+                    <w:jc w:val="center"/>
+                  </w:pPr>
+                  <w:r>
+                    <w:rPr>
+                      <w:rFonts w:ascii="B Nazanin" w:hAnsi="B Nazanin" w:cs="B Nazanin" w:eastAsia="B Nazanin"/>
+                      <w:b w:val="0"/>
+                      <w:color w:val="000000"/>
+                      <w:sz w:val="19"/>
+                      <w:szCs w:val="19"/>
+                      <w:rtl/>
+                    </w:rPr>
+                    <w:t>0</w:t>
+                  </w:r>
+                </w:p>
+              </w:tc>
+            </w:tr>
+            <w:tr>
+              <w:trPr>
+                <w:trHeight w:val="312"/>
+              </w:trPr>
+              <w:tc>
+                <w:tcPr>
+                  <w:tcW w:type="dxa" w:w="2154"/>
+                  <w:vAlign w:val="center"/>
+                </w:tcPr>
+                <w:p>
+                  <w:pPr>
+                    <w:bidi/>
+                    <w:spacing w:after="0" w:before="0" w:line="240" w:lineRule="auto"/>
+                  </w:pPr>
+                  <w:r>
+                    <w:rPr>
+                      <w:rFonts w:ascii="B Nazanin" w:hAnsi="B Nazanin" w:cs="B Nazanin" w:eastAsia="B Nazanin"/>
+                      <w:b w:val="0"/>
+                      <w:color w:val="000000"/>
+                      <w:sz w:val="19"/>
+                      <w:szCs w:val="19"/>
+                      <w:rtl/>
+                    </w:rPr>
+                    <w:t>بیمه تکمیلی</w:t>
+                  </w:r>
+                </w:p>
+              </w:tc>
+              <w:tc>
+                <w:tcPr>
+                  <w:tcW w:type="dxa" w:w="737"/>
+                  <w:vAlign w:val="center"/>
+                </w:tcPr>
+                <w:p>
+                  <w:pPr>
+                    <w:bidi/>
+                    <w:spacing w:after="0" w:before="0" w:line="240" w:lineRule="auto"/>
+                    <w:jc w:val="center"/>
+                  </w:pPr>
+                  <w:r>
+                    <w:rPr>
+                      <w:rFonts w:ascii="B Nazanin" w:hAnsi="B Nazanin" w:cs="B Nazanin" w:eastAsia="B Nazanin"/>
+                      <w:b w:val="0"/>
+                      <w:color w:val="000000"/>
+                      <w:sz w:val="19"/>
+                      <w:szCs w:val="19"/>
+                      <w:rtl/>
+                    </w:rPr>
+                    <w:t>0</w:t>
+                  </w:r>
+                </w:p>
+              </w:tc>
+            </w:tr>
+            <w:tr>
+              <w:trPr>
+                <w:trHeight w:val="312"/>
+              </w:trPr>
+              <w:tc>
+                <w:tcPr>
+                  <w:tcW w:type="dxa" w:w="2154"/>
+                  <w:vAlign w:val="center"/>
+                </w:tcPr>
+                <w:p>
+                  <w:pPr>
+                    <w:bidi/>
+                    <w:spacing w:after="0" w:before="0" w:line="240" w:lineRule="auto"/>
+                  </w:pPr>
+                  <w:r>
+                    <w:rPr>
+                      <w:rFonts w:ascii="B Nazanin" w:hAnsi="B Nazanin" w:cs="B Nazanin" w:eastAsia="B Nazanin"/>
+                      <w:b w:val="0"/>
+                      <w:color w:val="000000"/>
+                      <w:sz w:val="19"/>
+                      <w:szCs w:val="19"/>
+                      <w:rtl/>
+                    </w:rPr>
+                    <w:t>حق صندوق</w:t>
+                  </w:r>
+                </w:p>
+              </w:tc>
+              <w:tc>
+                <w:tcPr>
+                  <w:tcW w:type="dxa" w:w="737"/>
+                  <w:vAlign w:val="center"/>
+                </w:tcPr>
+                <w:p>
+                  <w:pPr>
+                    <w:bidi/>
+                    <w:spacing w:after="0" w:before="0" w:line="240" w:lineRule="auto"/>
+                    <w:jc w:val="center"/>
+                  </w:pPr>
+                  <w:r>
+                    <w:rPr>
+                      <w:rFonts w:ascii="B Nazanin" w:hAnsi="B Nazanin" w:cs="B Nazanin" w:eastAsia="B Nazanin"/>
+                      <w:b w:val="0"/>
+                      <w:color w:val="000000"/>
+                      <w:sz w:val="19"/>
+                      <w:szCs w:val="19"/>
+                      <w:rtl/>
+                    </w:rPr>
+                    <w:t>0</w:t>
+                  </w:r>
+                </w:p>
+              </w:tc>
+            </w:tr>
+            <w:tr>
+              <w:trPr>
+                <w:trHeight w:val="312"/>
+              </w:trPr>
+              <w:tc>
+                <w:tcPr>
+                  <w:tcW w:type="dxa" w:w="2154"/>
+                  <w:vAlign w:val="center"/>
+                </w:tcPr>
+                <w:p>
+                  <w:pPr>
+                    <w:bidi/>
+                    <w:spacing w:after="0" w:before="0" w:line="240" w:lineRule="auto"/>
+                  </w:pPr>
+                  <w:r>
+                    <w:rPr>
+                      <w:rFonts w:ascii="B Nazanin" w:hAnsi="B Nazanin" w:cs="B Nazanin" w:eastAsia="B Nazanin"/>
+                      <w:b w:val="0"/>
+                      <w:color w:val="000000"/>
+                      <w:sz w:val="19"/>
+                      <w:szCs w:val="19"/>
+                      <w:rtl/>
+                    </w:rPr>
+                    <w:t>بیمه تأمین اجتماعی سهم کارمند</w:t>
+                  </w:r>
+                </w:p>
+              </w:tc>
+              <w:tc>
+                <w:tcPr>
+                  <w:tcW w:type="dxa" w:w="737"/>
+                  <w:vAlign w:val="center"/>
+                </w:tcPr>
+                <w:p>
+                  <w:pPr>
+                    <w:bidi/>
+                    <w:spacing w:after="0" w:before="0" w:line="240" w:lineRule="auto"/>
+                    <w:jc w:val="center"/>
+                  </w:pPr>
+                  <w:r>
+                    <w:rPr>
+                      <w:rFonts w:ascii="B Nazanin" w:hAnsi="B Nazanin" w:cs="B Nazanin" w:eastAsia="B Nazanin"/>
+                      <w:b w:val="0"/>
+                      <w:color w:val="000000"/>
+                      <w:sz w:val="19"/>
+                      <w:szCs w:val="19"/>
+                      <w:rtl/>
+                    </w:rPr>
+                    <w:t>0</w:t>
+                  </w:r>
+                </w:p>
+              </w:tc>
+            </w:tr>
+          </w:tbl>
+          <w:p/>
+          <w:p/>
+        </w:tc>
+        <w:tc>
+          <w:tcPr>
+            <w:tcW w:type="dxa" w:w="1814"/>
+            <w:vAlign w:val="top"/>
           </w:tcPr>
           <w:p>
             <w:pPr>
@@ -322,14 +1461,14 @@
     <w:p>
       <w:pPr>
         <w:bidi/>
-        <w:spacing w:after="0" w:before="0" w:line="144" w:lineRule="auto"/>
+        <w:spacing w:after="0" w:before="0" w:line="240" w:lineRule="auto"/>
       </w:pPr>
       <w:r>
         <w:rPr>
           <w:rFonts w:ascii="B Nazanin" w:hAnsi="B Nazanin" w:cs="B Nazanin" w:eastAsia="B Nazanin"/>
           <w:b w:val="0"/>
-          <w:sz w:val="8"/>
-          <w:szCs w:val="8"/>
+          <w:sz w:val="6"/>
+          <w:szCs w:val="6"/>
           <w:rtl/>
         </w:rPr>
         <w:t xml:space="preserve"> </w:t>
@@ -337,46 +1476,321 @@
     </w:p>
     <w:tbl>
       <w:tblPr>
+        <w:bidiVisual/>
         <w:tblW w:type="auto" w:w="0"/>
         <w:jc w:val="center"/>
+        <w:tblBorders>
+          <w:top w:val="single" w:sz="6" w:space="0" w:color="000000"/>
+          <w:left w:val="single" w:sz="6" w:space="0" w:color="000000"/>
+          <w:bottom w:val="single" w:sz="6" w:space="0" w:color="000000"/>
+          <w:right w:val="single" w:sz="6" w:space="0" w:color="000000"/>
+          <w:insideH w:val="nil"/>
+          <w:insideV w:val="nil"/>
+        </w:tblBorders>
         <w:tblLayout w:type="fixed"/>
+        <w:tblCellMar>
+          <w:top w:w="15" w:type="dxa"/>
+          <w:left w:w="60" w:type="dxa"/>
+          <w:bottom w:w="15" w:type="dxa"/>
+          <w:right w:w="60" w:type="dxa"/>
+        </w:tblCellMar>
         <w:tblLook w:firstColumn="1" w:firstRow="1" w:lastColumn="0" w:lastRow="0" w:noHBand="0" w:noVBand="1" w:val="04A0"/>
-        <w:bidiVisual/>
-        <w:tblLayout w:type="fixed"/>
-        <w:tblBorders>
-          <w:top w:val="single" w:sz="12" w:space="0" w:color="1F5132"/>
-          <w:left w:val="single" w:sz="12" w:space="0" w:color="1F5132"/>
-          <w:bottom w:val="single" w:sz="12" w:space="0" w:color="1F5132"/>
-          <w:right w:val="single" w:sz="12" w:space="0" w:color="1F5132"/>
-          <w:insideH w:val="single" w:sz="4" w:space="0" w:color="A9CBB4"/>
-          <w:insideV w:val="single" w:sz="4" w:space="0" w:color="A9CBB4"/>
-        </w:tblBorders>
-        <w:tblCellMar>
-          <w:top w:w="20" w:type="dxa"/>
-          <w:bottom w:w="20" w:type="dxa"/>
-          <w:left w:w="70" w:type="dxa"/>
-          <w:right w:w="70" w:type="dxa"/>
-        </w:tblCellMar>
       </w:tblPr>
       <w:tblGrid>
-        <w:gridCol w:w="3231"/>
+        <w:gridCol w:w="3912"/>
+        <w:gridCol w:w="1077"/>
+        <w:gridCol w:w="964"/>
+        <w:gridCol w:w="1134"/>
+        <w:gridCol w:w="1247"/>
+        <w:gridCol w:w="1531"/>
         <w:gridCol w:w="907"/>
-        <w:gridCol w:w="1134"/>
-        <w:gridCol w:w="964"/>
-        <w:gridCol w:w="2154"/>
-        <w:gridCol w:w="850"/>
-        <w:gridCol w:w="850"/>
-        <w:gridCol w:w="680"/>
       </w:tblGrid>
       <w:tr>
         <w:trPr>
-          <w:trHeight w:val="283"/>
+          <w:trHeight w:val="510"/>
         </w:trPr>
         <w:tc>
           <w:tcPr>
-            <w:tcW w:type="dxa" w:w="4138"/>
-            <w:gridSpan w:val="2"/>
-            <w:shd w:val="clear" w:color="auto" w:fill="1F5132"/>
+            <w:tcW w:type="dxa" w:w="3912"/>
+            <w:tcBorders>
+              <w:left w:val="single" w:sz="6" w:space="0" w:color="000000"/>
+              <w:right w:val="single" w:sz="6" w:space="0" w:color="000000"/>
+            </w:tcBorders>
+            <w:vAlign w:val="center"/>
+          </w:tcPr>
+          <w:p>
+            <w:pPr>
+              <w:bidi/>
+              <w:spacing w:after="0" w:before="0" w:line="240" w:lineRule="auto"/>
+            </w:pPr>
+            <w:r>
+              <w:rPr>
+                <w:rFonts w:ascii="B Nazanin" w:hAnsi="B Nazanin" w:cs="B Nazanin" w:eastAsia="B Nazanin"/>
+                <w:b/>
+                <w:bCs/>
+                <w:color w:val="000000"/>
+                <w:sz w:val="17"/>
+                <w:szCs w:val="17"/>
+                <w:rtl/>
+              </w:rPr>
+              <w:t>مطابق با قوانین عامل سایر مزایا شامل مزایای رفاهی، حق مسکن، بن خواربار و ... می‌باشد.</w:t>
+            </w:r>
+          </w:p>
+        </w:tc>
+        <w:tc>
+          <w:tcPr>
+            <w:tcW w:type="dxa" w:w="1077"/>
+            <w:shd w:val="clear" w:color="auto" w:fill="D9D9D9"/>
+            <w:vAlign w:val="center"/>
+          </w:tcPr>
+          <w:p>
+            <w:pPr>
+              <w:bidi/>
+              <w:spacing w:after="0" w:before="0" w:line="240" w:lineRule="auto"/>
+            </w:pPr>
+            <w:r>
+              <w:rPr>
+                <w:rFonts w:ascii="B Nazanin" w:hAnsi="B Nazanin" w:cs="B Nazanin" w:eastAsia="B Nazanin"/>
+                <w:b w:val="0"/>
+                <w:color w:val="000000"/>
+                <w:sz w:val="20"/>
+                <w:szCs w:val="20"/>
+                <w:rtl/>
+              </w:rPr>
+              <w:t>جمع مزایا</w:t>
+            </w:r>
+          </w:p>
+        </w:tc>
+        <w:tc>
+          <w:tcPr>
+            <w:tcW w:type="dxa" w:w="964"/>
+            <w:shd w:val="clear" w:color="auto" w:fill="D9D9D9"/>
+            <w:vAlign w:val="center"/>
+          </w:tcPr>
+          <w:p>
+            <w:pPr>
+              <w:bidi/>
+              <w:spacing w:after="0" w:before="0" w:line="240" w:lineRule="auto"/>
+              <w:jc w:val="center"/>
+            </w:pPr>
+            <w:r>
+              <w:rPr>
+                <w:rFonts w:ascii="B Nazanin" w:hAnsi="B Nazanin" w:cs="B Nazanin" w:eastAsia="B Nazanin"/>
+                <w:b w:val="0"/>
+                <w:color w:val="000000"/>
+                <w:sz w:val="20"/>
+                <w:szCs w:val="20"/>
+                <w:rtl/>
+              </w:rPr>
+              <w:t>0</w:t>
+            </w:r>
+          </w:p>
+        </w:tc>
+        <w:tc>
+          <w:tcPr>
+            <w:tcW w:type="dxa" w:w="1134"/>
+            <w:shd w:val="clear" w:color="auto" w:fill="D9D9D9"/>
+            <w:vAlign w:val="center"/>
+          </w:tcPr>
+          <w:p>
+            <w:pPr>
+              <w:bidi/>
+              <w:spacing w:after="0" w:before="0" w:line="240" w:lineRule="auto"/>
+            </w:pPr>
+            <w:r>
+              <w:rPr>
+                <w:rFonts w:ascii="B Nazanin" w:hAnsi="B Nazanin" w:cs="B Nazanin" w:eastAsia="B Nazanin"/>
+                <w:b w:val="0"/>
+                <w:color w:val="000000"/>
+                <w:sz w:val="20"/>
+                <w:szCs w:val="20"/>
+                <w:rtl/>
+              </w:rPr>
+              <w:t>جمع کسور</w:t>
+            </w:r>
+          </w:p>
+        </w:tc>
+        <w:tc>
+          <w:tcPr>
+            <w:tcW w:type="dxa" w:w="1247"/>
+            <w:shd w:val="clear" w:color="auto" w:fill="D9D9D9"/>
+            <w:vAlign w:val="center"/>
+          </w:tcPr>
+          <w:p>
+            <w:pPr>
+              <w:bidi/>
+              <w:spacing w:after="0" w:before="0" w:line="240" w:lineRule="auto"/>
+              <w:jc w:val="center"/>
+            </w:pPr>
+            <w:r>
+              <w:rPr>
+                <w:rFonts w:ascii="B Nazanin" w:hAnsi="B Nazanin" w:cs="B Nazanin" w:eastAsia="B Nazanin"/>
+                <w:b w:val="0"/>
+                <w:color w:val="000000"/>
+                <w:sz w:val="20"/>
+                <w:szCs w:val="20"/>
+                <w:rtl/>
+              </w:rPr>
+              <w:t>0</w:t>
+            </w:r>
+          </w:p>
+        </w:tc>
+        <w:tc>
+          <w:tcPr>
+            <w:tcW w:type="dxa" w:w="1531"/>
+            <w:shd w:val="clear" w:color="auto" w:fill="D9D9D9"/>
+            <w:vAlign w:val="center"/>
+          </w:tcPr>
+          <w:p>
+            <w:pPr>
+              <w:bidi/>
+              <w:spacing w:after="0" w:before="0" w:line="240" w:lineRule="auto"/>
+            </w:pPr>
+            <w:r>
+              <w:rPr>
+                <w:rFonts w:ascii="B Nazanin" w:hAnsi="B Nazanin" w:cs="B Nazanin" w:eastAsia="B Nazanin"/>
+                <w:b w:val="0"/>
+                <w:color w:val="000000"/>
+                <w:sz w:val="20"/>
+                <w:szCs w:val="20"/>
+                <w:rtl/>
+              </w:rPr>
+              <w:t>جمع اقساط وام</w:t>
+            </w:r>
+          </w:p>
+        </w:tc>
+        <w:tc>
+          <w:tcPr>
+            <w:tcW w:type="dxa" w:w="907"/>
+            <w:shd w:val="clear" w:color="auto" w:fill="D9D9D9"/>
+            <w:vAlign w:val="center"/>
+          </w:tcPr>
+          <w:p>
+            <w:pPr>
+              <w:bidi/>
+              <w:spacing w:after="0" w:before="0" w:line="240" w:lineRule="auto"/>
+              <w:jc w:val="center"/>
+            </w:pPr>
+            <w:r>
+              <w:rPr>
+                <w:rFonts w:ascii="B Nazanin" w:hAnsi="B Nazanin" w:cs="B Nazanin" w:eastAsia="B Nazanin"/>
+                <w:b w:val="0"/>
+                <w:color w:val="000000"/>
+                <w:sz w:val="20"/>
+                <w:szCs w:val="20"/>
+                <w:rtl/>
+              </w:rPr>
+              <w:t>0</w:t>
+            </w:r>
+          </w:p>
+        </w:tc>
+      </w:tr>
+    </w:tbl>
+    <w:p>
+      <w:pPr>
+        <w:bidi/>
+        <w:spacing w:after="0" w:before="0" w:line="240" w:lineRule="auto"/>
+      </w:pPr>
+      <w:r>
+        <w:rPr>
+          <w:rFonts w:ascii="B Nazanin" w:hAnsi="B Nazanin" w:cs="B Nazanin" w:eastAsia="B Nazanin"/>
+          <w:b w:val="0"/>
+          <w:sz w:val="6"/>
+          <w:szCs w:val="6"/>
+          <w:rtl/>
+        </w:rPr>
+        <w:t xml:space="preserve"> </w:t>
+      </w:r>
+    </w:p>
+    <w:tbl>
+      <w:tblPr>
+        <w:bidiVisual/>
+        <w:tblW w:type="auto" w:w="0"/>
+        <w:jc w:val="center"/>
+        <w:tblBorders>
+          <w:top w:val="single" w:sz="6" w:space="0" w:color="000000"/>
+          <w:left w:val="single" w:sz="6" w:space="0" w:color="000000"/>
+          <w:bottom w:val="single" w:sz="6" w:space="0" w:color="000000"/>
+          <w:right w:val="single" w:sz="6" w:space="0" w:color="000000"/>
+          <w:insideH w:val="nil"/>
+          <w:insideV w:val="nil"/>
+        </w:tblBorders>
+        <w:tblLayout w:type="fixed"/>
+        <w:tblCellMar>
+          <w:top w:w="15" w:type="dxa"/>
+          <w:left w:w="60" w:type="dxa"/>
+          <w:bottom w:w="15" w:type="dxa"/>
+          <w:right w:w="60" w:type="dxa"/>
+        </w:tblCellMar>
+        <w:tblLook w:firstColumn="1" w:firstRow="1" w:lastColumn="0" w:lastRow="0" w:noHBand="0" w:noVBand="1" w:val="04A0"/>
+      </w:tblPr>
+      <w:tblGrid>
+        <w:gridCol w:w="3912"/>
+        <w:gridCol w:w="1587"/>
+        <w:gridCol w:w="1247"/>
+        <w:gridCol w:w="1757"/>
+        <w:gridCol w:w="1361"/>
+        <w:gridCol w:w="907"/>
+      </w:tblGrid>
+      <w:tr>
+        <w:trPr>
+          <w:trHeight w:val="397"/>
+        </w:trPr>
+        <w:tc>
+          <w:tcPr>
+            <w:tcW w:type="dxa" w:w="3912"/>
+            <w:tcBorders>
+              <w:top w:val="nil"/>
+              <w:left w:val="nil"/>
+              <w:bottom w:val="nil"/>
+              <w:right w:val="nil"/>
+            </w:tcBorders>
+            <w:vAlign w:val="center"/>
+          </w:tcPr>
+          <w:p>
+            <w:pPr>
+              <w:bidi/>
+              <w:spacing w:after="0" w:before="0" w:line="240" w:lineRule="auto"/>
+            </w:pPr>
+          </w:p>
+        </w:tc>
+        <w:tc>
+          <w:tcPr>
+            <w:tcW w:type="dxa" w:w="1587"/>
+            <w:tcBorders>
+              <w:top w:val="single" w:sz="6" w:space="0" w:color="000000"/>
+              <w:bottom w:val="single" w:sz="6" w:space="0" w:color="000000"/>
+              <w:right w:val="single" w:sz="6" w:space="0" w:color="000000"/>
+            </w:tcBorders>
+            <w:vAlign w:val="center"/>
+          </w:tcPr>
+          <w:p>
+            <w:pPr>
+              <w:bidi/>
+              <w:spacing w:after="0" w:before="0" w:line="240" w:lineRule="auto"/>
+            </w:pPr>
+            <w:r>
+              <w:rPr>
+                <w:rFonts w:ascii="B Nazanin" w:hAnsi="B Nazanin" w:cs="B Nazanin" w:eastAsia="B Nazanin"/>
+                <w:b/>
+                <w:bCs/>
+                <w:color w:val="000000"/>
+                <w:sz w:val="21"/>
+                <w:szCs w:val="21"/>
+                <w:rtl/>
+              </w:rPr>
+              <w:t>خالص پرداختی</w:t>
+            </w:r>
+          </w:p>
+        </w:tc>
+        <w:tc>
+          <w:tcPr>
+            <w:tcW w:type="dxa" w:w="1247"/>
+            <w:tcBorders>
+              <w:top w:val="single" w:sz="6" w:space="0" w:color="000000"/>
+              <w:left w:val="single" w:sz="6" w:space="0" w:color="000000"/>
+              <w:bottom w:val="single" w:sz="6" w:space="0" w:color="000000"/>
+            </w:tcBorders>
             <w:vAlign w:val="center"/>
           </w:tcPr>
           <w:p>
@@ -390,126 +1804,24 @@
                 <w:rFonts w:ascii="B Nazanin" w:hAnsi="B Nazanin" w:cs="B Nazanin" w:eastAsia="B Nazanin"/>
                 <w:b/>
                 <w:bCs/>
-                <w:sz w:val="22"/>
-                <w:szCs w:val="22"/>
-                <w:color w:val="FFFFFF"/>
+                <w:color w:val="000000"/>
+                <w:sz w:val="21"/>
+                <w:szCs w:val="21"/>
                 <w:rtl/>
               </w:rPr>
-              <w:t>سایر</w:t>
+              <w:t>0</w:t>
             </w:r>
           </w:p>
         </w:tc>
         <w:tc>
           <w:tcPr>
-            <w:tcW w:type="dxa" w:w="2098"/>
-            <w:gridSpan w:val="2"/>
-            <w:shd w:val="clear" w:color="auto" w:fill="1F5132"/>
-            <w:vAlign w:val="center"/>
-          </w:tcPr>
-          <w:p>
-            <w:pPr>
-              <w:bidi/>
-              <w:spacing w:after="0" w:before="0" w:line="240" w:lineRule="auto"/>
-              <w:jc w:val="center"/>
-            </w:pPr>
-            <w:r>
-              <w:rPr>
-                <w:rFonts w:ascii="B Nazanin" w:hAnsi="B Nazanin" w:cs="B Nazanin" w:eastAsia="B Nazanin"/>
-                <w:b/>
-                <w:bCs/>
-                <w:sz w:val="22"/>
-                <w:szCs w:val="22"/>
-                <w:color w:val="FFFFFF"/>
-                <w:rtl/>
-              </w:rPr>
-              <w:t>مزایا</w:t>
-            </w:r>
-          </w:p>
-        </w:tc>
-        <w:tc>
-          <w:tcPr>
-            <w:tcW w:type="dxa" w:w="3004"/>
-            <w:gridSpan w:val="2"/>
-            <w:shd w:val="clear" w:color="auto" w:fill="1F5132"/>
-            <w:vAlign w:val="center"/>
-          </w:tcPr>
-          <w:p>
-            <w:pPr>
-              <w:bidi/>
-              <w:spacing w:after="0" w:before="0" w:line="240" w:lineRule="auto"/>
-              <w:jc w:val="center"/>
-            </w:pPr>
-            <w:r>
-              <w:rPr>
-                <w:rFonts w:ascii="B Nazanin" w:hAnsi="B Nazanin" w:cs="B Nazanin" w:eastAsia="B Nazanin"/>
-                <w:b/>
-                <w:bCs/>
-                <w:sz w:val="22"/>
-                <w:szCs w:val="22"/>
-                <w:color w:val="FFFFFF"/>
-                <w:rtl/>
-              </w:rPr>
-              <w:t>کسور</w:t>
-            </w:r>
-          </w:p>
-        </w:tc>
-        <w:tc>
-          <w:tcPr>
-            <w:tcW w:type="dxa" w:w="1530"/>
-            <w:gridSpan w:val="2"/>
-            <w:shd w:val="clear" w:color="auto" w:fill="1F5132"/>
-            <w:vAlign w:val="center"/>
-          </w:tcPr>
-          <w:p>
-            <w:pPr>
-              <w:bidi/>
-              <w:spacing w:after="0" w:before="0" w:line="240" w:lineRule="auto"/>
-              <w:jc w:val="center"/>
-            </w:pPr>
-            <w:r>
-              <w:rPr>
-                <w:rFonts w:ascii="B Nazanin" w:hAnsi="B Nazanin" w:cs="B Nazanin" w:eastAsia="B Nazanin"/>
-                <w:b/>
-                <w:bCs/>
-                <w:sz w:val="22"/>
-                <w:szCs w:val="22"/>
-                <w:color w:val="FFFFFF"/>
-                <w:rtl/>
-              </w:rPr>
-              <w:t>وام</w:t>
-            </w:r>
-          </w:p>
-        </w:tc>
-      </w:tr>
-      <w:tr>
-        <w:trPr>
-          <w:trHeight w:val="283"/>
-        </w:trPr>
-        <w:tc>
-          <w:tcPr>
-            <w:tcW w:type="dxa" w:w="3231"/>
-            <w:vAlign w:val="center"/>
-          </w:tcPr>
-          <w:p>
-            <w:pPr>
-              <w:bidi/>
-              <w:spacing w:after="0" w:before="0" w:line="240" w:lineRule="auto"/>
-            </w:pPr>
-            <w:r>
-              <w:rPr>
-                <w:rFonts w:ascii="B Nazanin" w:hAnsi="B Nazanin" w:cs="B Nazanin" w:eastAsia="B Nazanin"/>
-                <w:b w:val="0"/>
-                <w:sz w:val="18"/>
-                <w:szCs w:val="18"/>
-                <w:rtl/>
-              </w:rPr>
-              <w:t>کارکرد مؤثر</w:t>
-            </w:r>
-          </w:p>
-        </w:tc>
-        <w:tc>
-          <w:tcPr>
-            <w:tcW w:type="dxa" w:w="907"/>
+            <w:tcW w:type="dxa" w:w="1757"/>
+            <w:tcBorders>
+              <w:top w:val="nil"/>
+              <w:left w:val="nil"/>
+              <w:bottom w:val="nil"/>
+              <w:right w:val="nil"/>
+            </w:tcBorders>
             <w:vAlign w:val="center"/>
           </w:tcPr>
           <w:p>
@@ -521,1139 +1833,12 @@
         </w:tc>
         <w:tc>
           <w:tcPr>
-            <w:tcW w:type="dxa" w:w="1134"/>
-            <w:vAlign w:val="center"/>
-          </w:tcPr>
-          <w:p>
-            <w:pPr>
-              <w:bidi/>
-              <w:spacing w:after="0" w:before="0" w:line="240" w:lineRule="auto"/>
-            </w:pPr>
-            <w:r>
-              <w:rPr>
-                <w:rFonts w:ascii="B Nazanin" w:hAnsi="B Nazanin" w:cs="B Nazanin" w:eastAsia="B Nazanin"/>
-                <w:b w:val="0"/>
-                <w:sz w:val="18"/>
-                <w:szCs w:val="18"/>
-                <w:rtl/>
-              </w:rPr>
-              <w:t>حقوق پایه</w:t>
-            </w:r>
-          </w:p>
-        </w:tc>
-        <w:tc>
-          <w:tcPr>
-            <w:tcW w:type="dxa" w:w="964"/>
-            <w:vAlign w:val="center"/>
-          </w:tcPr>
-          <w:p>
-            <w:pPr>
-              <w:bidi/>
-              <w:spacing w:after="0" w:before="0" w:line="240" w:lineRule="auto"/>
-            </w:pPr>
-          </w:p>
-        </w:tc>
-        <w:tc>
-          <w:tcPr>
-            <w:tcW w:type="dxa" w:w="2154"/>
-            <w:vAlign w:val="center"/>
-          </w:tcPr>
-          <w:p>
-            <w:pPr>
-              <w:bidi/>
-              <w:spacing w:after="0" w:before="0" w:line="240" w:lineRule="auto"/>
-            </w:pPr>
-            <w:r>
-              <w:rPr>
-                <w:rFonts w:ascii="B Nazanin" w:hAnsi="B Nazanin" w:cs="B Nazanin" w:eastAsia="B Nazanin"/>
-                <w:b w:val="0"/>
-                <w:sz w:val="18"/>
-                <w:szCs w:val="18"/>
-                <w:rtl/>
-              </w:rPr>
-              <w:t>مالیات</w:t>
-            </w:r>
-          </w:p>
-        </w:tc>
-        <w:tc>
-          <w:tcPr>
-            <w:tcW w:type="dxa" w:w="850"/>
-            <w:vAlign w:val="center"/>
-          </w:tcPr>
-          <w:p>
-            <w:pPr>
-              <w:bidi/>
-              <w:spacing w:after="0" w:before="0" w:line="240" w:lineRule="auto"/>
-            </w:pPr>
-          </w:p>
-        </w:tc>
-        <w:tc>
-          <w:tcPr>
-            <w:tcW w:type="dxa" w:w="850"/>
-            <w:shd w:val="clear" w:color="auto" w:fill="EEF6F0"/>
-            <w:vAlign w:val="center"/>
-          </w:tcPr>
-          <w:p>
-            <w:pPr>
-              <w:bidi/>
-              <w:spacing w:after="0" w:before="0" w:line="240" w:lineRule="auto"/>
-              <w:jc w:val="center"/>
-            </w:pPr>
-            <w:r>
-              <w:rPr>
-                <w:rFonts w:ascii="B Nazanin" w:hAnsi="B Nazanin" w:cs="B Nazanin" w:eastAsia="B Nazanin"/>
-                <w:b/>
-                <w:bCs/>
-                <w:sz w:val="18"/>
-                <w:szCs w:val="18"/>
-                <w:color w:val="1F5132"/>
-                <w:rtl/>
-              </w:rPr>
-              <w:t>نوع وام</w:t>
-            </w:r>
-          </w:p>
-        </w:tc>
-        <w:tc>
-          <w:tcPr>
-            <w:tcW w:type="dxa" w:w="680"/>
-            <w:shd w:val="clear" w:color="auto" w:fill="EEF6F0"/>
-            <w:vAlign w:val="center"/>
-          </w:tcPr>
-          <w:p>
-            <w:pPr>
-              <w:bidi/>
-              <w:spacing w:after="0" w:before="0" w:line="240" w:lineRule="auto"/>
-              <w:jc w:val="center"/>
-            </w:pPr>
-            <w:r>
-              <w:rPr>
-                <w:rFonts w:ascii="B Nazanin" w:hAnsi="B Nazanin" w:cs="B Nazanin" w:eastAsia="B Nazanin"/>
-                <w:b/>
-                <w:bCs/>
-                <w:sz w:val="18"/>
-                <w:szCs w:val="18"/>
-                <w:color w:val="1F5132"/>
-                <w:rtl/>
-              </w:rPr>
-              <w:t>قسط</w:t>
-            </w:r>
-          </w:p>
-        </w:tc>
-      </w:tr>
-      <w:tr>
-        <w:trPr>
-          <w:trHeight w:val="283"/>
-        </w:trPr>
-        <w:tc>
-          <w:tcPr>
-            <w:tcW w:type="dxa" w:w="3231"/>
-            <w:vAlign w:val="center"/>
-          </w:tcPr>
-          <w:p>
-            <w:pPr>
-              <w:bidi/>
-              <w:spacing w:after="0" w:before="0" w:line="240" w:lineRule="auto"/>
-            </w:pPr>
-            <w:r>
-              <w:rPr>
-                <w:rFonts w:ascii="B Nazanin" w:hAnsi="B Nazanin" w:cs="B Nazanin" w:eastAsia="B Nazanin"/>
-                <w:b w:val="0"/>
-                <w:sz w:val="18"/>
-                <w:szCs w:val="18"/>
-                <w:rtl/>
-              </w:rPr>
-              <w:t>درآمد مشمول مالیات سال حقوق</w:t>
-            </w:r>
-          </w:p>
-        </w:tc>
-        <w:tc>
-          <w:tcPr>
-            <w:tcW w:type="dxa" w:w="907"/>
-            <w:vAlign w:val="center"/>
-          </w:tcPr>
-          <w:p>
-            <w:pPr>
-              <w:bidi/>
-              <w:spacing w:after="0" w:before="0" w:line="240" w:lineRule="auto"/>
-            </w:pPr>
-          </w:p>
-        </w:tc>
-        <w:tc>
-          <w:tcPr>
-            <w:tcW w:type="dxa" w:w="1134"/>
-            <w:vAlign w:val="center"/>
-          </w:tcPr>
-          <w:p>
-            <w:pPr>
-              <w:bidi/>
-              <w:spacing w:after="0" w:before="0" w:line="240" w:lineRule="auto"/>
-            </w:pPr>
-            <w:r>
-              <w:rPr>
-                <w:rFonts w:ascii="B Nazanin" w:hAnsi="B Nazanin" w:cs="B Nazanin" w:eastAsia="B Nazanin"/>
-                <w:b w:val="0"/>
-                <w:sz w:val="18"/>
-                <w:szCs w:val="18"/>
-                <w:rtl/>
-              </w:rPr>
-              <w:t>سایر مزایا</w:t>
-            </w:r>
-          </w:p>
-        </w:tc>
-        <w:tc>
-          <w:tcPr>
-            <w:tcW w:type="dxa" w:w="964"/>
-            <w:vAlign w:val="center"/>
-          </w:tcPr>
-          <w:p>
-            <w:pPr>
-              <w:bidi/>
-              <w:spacing w:after="0" w:before="0" w:line="240" w:lineRule="auto"/>
-            </w:pPr>
-          </w:p>
-        </w:tc>
-        <w:tc>
-          <w:tcPr>
-            <w:tcW w:type="dxa" w:w="2154"/>
-            <w:vAlign w:val="center"/>
-          </w:tcPr>
-          <w:p>
-            <w:pPr>
-              <w:bidi/>
-              <w:spacing w:after="0" w:before="0" w:line="240" w:lineRule="auto"/>
-            </w:pPr>
-            <w:r>
-              <w:rPr>
-                <w:rFonts w:ascii="B Nazanin" w:hAnsi="B Nazanin" w:cs="B Nazanin" w:eastAsia="B Nazanin"/>
-                <w:b w:val="0"/>
-                <w:sz w:val="18"/>
-                <w:szCs w:val="18"/>
-                <w:rtl/>
-              </w:rPr>
-              <w:t>رستوران</w:t>
-            </w:r>
-          </w:p>
-        </w:tc>
-        <w:tc>
-          <w:tcPr>
-            <w:tcW w:type="dxa" w:w="850"/>
-            <w:vAlign w:val="center"/>
-          </w:tcPr>
-          <w:p>
-            <w:pPr>
-              <w:bidi/>
-              <w:spacing w:after="0" w:before="0" w:line="240" w:lineRule="auto"/>
-            </w:pPr>
-          </w:p>
-        </w:tc>
-        <w:tc>
-          <w:tcPr>
-            <w:tcW w:type="dxa" w:w="850"/>
-            <w:vAlign w:val="center"/>
-          </w:tcPr>
-          <w:p>
-            <w:pPr>
-              <w:bidi/>
-              <w:spacing w:after="0" w:before="0" w:line="240" w:lineRule="auto"/>
-            </w:pPr>
-          </w:p>
-        </w:tc>
-        <w:tc>
-          <w:tcPr>
-            <w:tcW w:type="dxa" w:w="680"/>
-            <w:vAlign w:val="center"/>
-          </w:tcPr>
-          <w:p>
-            <w:pPr>
-              <w:bidi/>
-              <w:spacing w:after="0" w:before="0" w:line="240" w:lineRule="auto"/>
-            </w:pPr>
-          </w:p>
-        </w:tc>
-      </w:tr>
-      <w:tr>
-        <w:trPr>
-          <w:trHeight w:val="283"/>
-        </w:trPr>
-        <w:tc>
-          <w:tcPr>
-            <w:tcW w:type="dxa" w:w="3231"/>
-            <w:vAlign w:val="center"/>
-          </w:tcPr>
-          <w:p>
-            <w:pPr>
-              <w:bidi/>
-              <w:spacing w:after="0" w:before="0" w:line="240" w:lineRule="auto"/>
-            </w:pPr>
-            <w:r>
-              <w:rPr>
-                <w:rFonts w:ascii="B Nazanin" w:hAnsi="B Nazanin" w:cs="B Nazanin" w:eastAsia="B Nazanin"/>
-                <w:b w:val="0"/>
-                <w:sz w:val="18"/>
-                <w:szCs w:val="18"/>
-                <w:rtl/>
-              </w:rPr>
-              <w:t>میانگین درآمد مشمول مالیات سال حقوق</w:t>
-            </w:r>
-          </w:p>
-        </w:tc>
-        <w:tc>
-          <w:tcPr>
-            <w:tcW w:type="dxa" w:w="907"/>
-            <w:vAlign w:val="center"/>
-          </w:tcPr>
-          <w:p>
-            <w:pPr>
-              <w:bidi/>
-              <w:spacing w:after="0" w:before="0" w:line="240" w:lineRule="auto"/>
-            </w:pPr>
-          </w:p>
-        </w:tc>
-        <w:tc>
-          <w:tcPr>
-            <w:tcW w:type="dxa" w:w="1134"/>
-            <w:vAlign w:val="center"/>
-          </w:tcPr>
-          <w:p>
-            <w:pPr>
-              <w:bidi/>
-              <w:spacing w:after="0" w:before="0" w:line="240" w:lineRule="auto"/>
-            </w:pPr>
-            <w:r>
-              <w:rPr>
-                <w:rFonts w:ascii="B Nazanin" w:hAnsi="B Nazanin" w:cs="B Nazanin" w:eastAsia="B Nazanin"/>
-                <w:b w:val="0"/>
-                <w:sz w:val="18"/>
-                <w:szCs w:val="18"/>
-                <w:rtl/>
-              </w:rPr>
-              <w:t>اضافه‌کار</w:t>
-            </w:r>
-          </w:p>
-        </w:tc>
-        <w:tc>
-          <w:tcPr>
-            <w:tcW w:type="dxa" w:w="964"/>
-            <w:vAlign w:val="center"/>
-          </w:tcPr>
-          <w:p>
-            <w:pPr>
-              <w:bidi/>
-              <w:spacing w:after="0" w:before="0" w:line="240" w:lineRule="auto"/>
-            </w:pPr>
-          </w:p>
-        </w:tc>
-        <w:tc>
-          <w:tcPr>
-            <w:tcW w:type="dxa" w:w="2154"/>
-            <w:vAlign w:val="center"/>
-          </w:tcPr>
-          <w:p>
-            <w:pPr>
-              <w:bidi/>
-              <w:spacing w:after="0" w:before="0" w:line="240" w:lineRule="auto"/>
-            </w:pPr>
-            <w:r>
-              <w:rPr>
-                <w:rFonts w:ascii="B Nazanin" w:hAnsi="B Nazanin" w:cs="B Nazanin" w:eastAsia="B Nazanin"/>
-                <w:b w:val="0"/>
-                <w:sz w:val="18"/>
-                <w:szCs w:val="18"/>
-                <w:rtl/>
-              </w:rPr>
-              <w:t>بیمه تکمیلی</w:t>
-            </w:r>
-          </w:p>
-        </w:tc>
-        <w:tc>
-          <w:tcPr>
-            <w:tcW w:type="dxa" w:w="850"/>
-            <w:vAlign w:val="center"/>
-          </w:tcPr>
-          <w:p>
-            <w:pPr>
-              <w:bidi/>
-              <w:spacing w:after="0" w:before="0" w:line="240" w:lineRule="auto"/>
-            </w:pPr>
-          </w:p>
-        </w:tc>
-        <w:tc>
-          <w:tcPr>
-            <w:tcW w:type="dxa" w:w="850"/>
-            <w:vAlign w:val="center"/>
-          </w:tcPr>
-          <w:p>
-            <w:pPr>
-              <w:bidi/>
-              <w:spacing w:after="0" w:before="0" w:line="240" w:lineRule="auto"/>
-            </w:pPr>
-          </w:p>
-        </w:tc>
-        <w:tc>
-          <w:tcPr>
-            <w:tcW w:type="dxa" w:w="680"/>
-            <w:vAlign w:val="center"/>
-          </w:tcPr>
-          <w:p>
-            <w:pPr>
-              <w:bidi/>
-              <w:spacing w:after="0" w:before="0" w:line="240" w:lineRule="auto"/>
-            </w:pPr>
-          </w:p>
-        </w:tc>
-      </w:tr>
-      <w:tr>
-        <w:trPr>
-          <w:trHeight w:val="283"/>
-        </w:trPr>
-        <w:tc>
-          <w:tcPr>
-            <w:tcW w:type="dxa" w:w="3231"/>
-            <w:vAlign w:val="center"/>
-          </w:tcPr>
-          <w:p>
-            <w:pPr>
-              <w:bidi/>
-              <w:spacing w:after="0" w:before="0" w:line="240" w:lineRule="auto"/>
-            </w:pPr>
-            <w:r>
-              <w:rPr>
-                <w:rFonts w:ascii="B Nazanin" w:hAnsi="B Nazanin" w:cs="B Nazanin" w:eastAsia="B Nazanin"/>
-                <w:b w:val="0"/>
-                <w:sz w:val="18"/>
-                <w:szCs w:val="18"/>
-                <w:rtl/>
-              </w:rPr>
-              <w:t>مالیات کل حقوق</w:t>
-            </w:r>
-          </w:p>
-        </w:tc>
-        <w:tc>
-          <w:tcPr>
-            <w:tcW w:type="dxa" w:w="907"/>
-            <w:vAlign w:val="center"/>
-          </w:tcPr>
-          <w:p>
-            <w:pPr>
-              <w:bidi/>
-              <w:spacing w:after="0" w:before="0" w:line="240" w:lineRule="auto"/>
-            </w:pPr>
-          </w:p>
-        </w:tc>
-        <w:tc>
-          <w:tcPr>
-            <w:tcW w:type="dxa" w:w="1134"/>
-            <w:vAlign w:val="center"/>
-          </w:tcPr>
-          <w:p>
-            <w:pPr>
-              <w:bidi/>
-              <w:spacing w:after="0" w:before="0" w:line="240" w:lineRule="auto"/>
-            </w:pPr>
-          </w:p>
-        </w:tc>
-        <w:tc>
-          <w:tcPr>
-            <w:tcW w:type="dxa" w:w="964"/>
-            <w:vAlign w:val="center"/>
-          </w:tcPr>
-          <w:p>
-            <w:pPr>
-              <w:bidi/>
-              <w:spacing w:after="0" w:before="0" w:line="240" w:lineRule="auto"/>
-            </w:pPr>
-          </w:p>
-        </w:tc>
-        <w:tc>
-          <w:tcPr>
-            <w:tcW w:type="dxa" w:w="2154"/>
-            <w:vAlign w:val="center"/>
-          </w:tcPr>
-          <w:p>
-            <w:pPr>
-              <w:bidi/>
-              <w:spacing w:after="0" w:before="0" w:line="240" w:lineRule="auto"/>
-            </w:pPr>
-            <w:r>
-              <w:rPr>
-                <w:rFonts w:ascii="B Nazanin" w:hAnsi="B Nazanin" w:cs="B Nazanin" w:eastAsia="B Nazanin"/>
-                <w:b w:val="0"/>
-                <w:sz w:val="18"/>
-                <w:szCs w:val="18"/>
-                <w:rtl/>
-              </w:rPr>
-              <w:t>حق صندوق</w:t>
-            </w:r>
-          </w:p>
-        </w:tc>
-        <w:tc>
-          <w:tcPr>
-            <w:tcW w:type="dxa" w:w="850"/>
-            <w:vAlign w:val="center"/>
-          </w:tcPr>
-          <w:p>
-            <w:pPr>
-              <w:bidi/>
-              <w:spacing w:after="0" w:before="0" w:line="240" w:lineRule="auto"/>
-            </w:pPr>
-          </w:p>
-        </w:tc>
-        <w:tc>
-          <w:tcPr>
-            <w:tcW w:type="dxa" w:w="850"/>
-            <w:vAlign w:val="center"/>
-          </w:tcPr>
-          <w:p>
-            <w:pPr>
-              <w:bidi/>
-              <w:spacing w:after="0" w:before="0" w:line="240" w:lineRule="auto"/>
-            </w:pPr>
-          </w:p>
-        </w:tc>
-        <w:tc>
-          <w:tcPr>
-            <w:tcW w:type="dxa" w:w="680"/>
-            <w:vAlign w:val="center"/>
-          </w:tcPr>
-          <w:p>
-            <w:pPr>
-              <w:bidi/>
-              <w:spacing w:after="0" w:before="0" w:line="240" w:lineRule="auto"/>
-            </w:pPr>
-          </w:p>
-        </w:tc>
-      </w:tr>
-      <w:tr>
-        <w:trPr>
-          <w:trHeight w:val="283"/>
-        </w:trPr>
-        <w:tc>
-          <w:tcPr>
-            <w:tcW w:type="dxa" w:w="3231"/>
-            <w:vAlign w:val="center"/>
-          </w:tcPr>
-          <w:p>
-            <w:pPr>
-              <w:bidi/>
-              <w:spacing w:after="0" w:before="0" w:line="240" w:lineRule="auto"/>
-            </w:pPr>
-            <w:r>
-              <w:rPr>
-                <w:rFonts w:ascii="B Nazanin" w:hAnsi="B Nazanin" w:cs="B Nazanin" w:eastAsia="B Nazanin"/>
-                <w:b w:val="0"/>
-                <w:sz w:val="18"/>
-                <w:szCs w:val="18"/>
-                <w:rtl/>
-              </w:rPr>
-              <w:t>معافیت مالیاتی سالانه</w:t>
-            </w:r>
-          </w:p>
-        </w:tc>
-        <w:tc>
-          <w:tcPr>
-            <w:tcW w:type="dxa" w:w="907"/>
-            <w:vAlign w:val="center"/>
-          </w:tcPr>
-          <w:p>
-            <w:pPr>
-              <w:bidi/>
-              <w:spacing w:after="0" w:before="0" w:line="240" w:lineRule="auto"/>
-            </w:pPr>
-          </w:p>
-        </w:tc>
-        <w:tc>
-          <w:tcPr>
-            <w:tcW w:type="dxa" w:w="1134"/>
-            <w:vAlign w:val="center"/>
-          </w:tcPr>
-          <w:p>
-            <w:pPr>
-              <w:bidi/>
-              <w:spacing w:after="0" w:before="0" w:line="240" w:lineRule="auto"/>
-            </w:pPr>
-          </w:p>
-        </w:tc>
-        <w:tc>
-          <w:tcPr>
-            <w:tcW w:type="dxa" w:w="964"/>
-            <w:vAlign w:val="center"/>
-          </w:tcPr>
-          <w:p>
-            <w:pPr>
-              <w:bidi/>
-              <w:spacing w:after="0" w:before="0" w:line="240" w:lineRule="auto"/>
-            </w:pPr>
-          </w:p>
-        </w:tc>
-        <w:tc>
-          <w:tcPr>
-            <w:tcW w:type="dxa" w:w="2154"/>
-            <w:vAlign w:val="center"/>
-          </w:tcPr>
-          <w:p>
-            <w:pPr>
-              <w:bidi/>
-              <w:spacing w:after="0" w:before="0" w:line="240" w:lineRule="auto"/>
-            </w:pPr>
-            <w:r>
-              <w:rPr>
-                <w:rFonts w:ascii="B Nazanin" w:hAnsi="B Nazanin" w:cs="B Nazanin" w:eastAsia="B Nazanin"/>
-                <w:b w:val="0"/>
-                <w:sz w:val="18"/>
-                <w:szCs w:val="18"/>
-                <w:rtl/>
-              </w:rPr>
-              <w:t>بیمه تأمین اجتماعی سهم کارمند</w:t>
-            </w:r>
-          </w:p>
-        </w:tc>
-        <w:tc>
-          <w:tcPr>
-            <w:tcW w:type="dxa" w:w="850"/>
-            <w:vAlign w:val="center"/>
-          </w:tcPr>
-          <w:p>
-            <w:pPr>
-              <w:bidi/>
-              <w:spacing w:after="0" w:before="0" w:line="240" w:lineRule="auto"/>
-            </w:pPr>
-          </w:p>
-        </w:tc>
-        <w:tc>
-          <w:tcPr>
-            <w:tcW w:type="dxa" w:w="850"/>
-            <w:vAlign w:val="center"/>
-          </w:tcPr>
-          <w:p>
-            <w:pPr>
-              <w:bidi/>
-              <w:spacing w:after="0" w:before="0" w:line="240" w:lineRule="auto"/>
-            </w:pPr>
-          </w:p>
-        </w:tc>
-        <w:tc>
-          <w:tcPr>
-            <w:tcW w:type="dxa" w:w="680"/>
-            <w:vAlign w:val="center"/>
-          </w:tcPr>
-          <w:p>
-            <w:pPr>
-              <w:bidi/>
-              <w:spacing w:after="0" w:before="0" w:line="240" w:lineRule="auto"/>
-            </w:pPr>
-          </w:p>
-        </w:tc>
-      </w:tr>
-      <w:tr>
-        <w:trPr>
-          <w:trHeight w:val="283"/>
-        </w:trPr>
-        <w:tc>
-          <w:tcPr>
-            <w:tcW w:type="dxa" w:w="3231"/>
-            <w:vAlign w:val="center"/>
-          </w:tcPr>
-          <w:p>
-            <w:pPr>
-              <w:bidi/>
-              <w:spacing w:after="0" w:before="0" w:line="240" w:lineRule="auto"/>
-            </w:pPr>
-            <w:r>
-              <w:rPr>
-                <w:rFonts w:ascii="B Nazanin" w:hAnsi="B Nazanin" w:cs="B Nazanin" w:eastAsia="B Nazanin"/>
-                <w:b w:val="0"/>
-                <w:sz w:val="18"/>
-                <w:szCs w:val="18"/>
-                <w:rtl/>
-              </w:rPr>
-              <w:t>جمع کل حقوق و مزایای مستمر و غیرمستمر</w:t>
-            </w:r>
-          </w:p>
-        </w:tc>
-        <w:tc>
-          <w:tcPr>
-            <w:tcW w:type="dxa" w:w="907"/>
-            <w:vAlign w:val="center"/>
-          </w:tcPr>
-          <w:p>
-            <w:pPr>
-              <w:bidi/>
-              <w:spacing w:after="0" w:before="0" w:line="240" w:lineRule="auto"/>
-            </w:pPr>
-          </w:p>
-        </w:tc>
-        <w:tc>
-          <w:tcPr>
-            <w:tcW w:type="dxa" w:w="1134"/>
-            <w:vAlign w:val="center"/>
-          </w:tcPr>
-          <w:p>
-            <w:pPr>
-              <w:bidi/>
-              <w:spacing w:after="0" w:before="0" w:line="240" w:lineRule="auto"/>
-            </w:pPr>
-          </w:p>
-        </w:tc>
-        <w:tc>
-          <w:tcPr>
-            <w:tcW w:type="dxa" w:w="964"/>
-            <w:vAlign w:val="center"/>
-          </w:tcPr>
-          <w:p>
-            <w:pPr>
-              <w:bidi/>
-              <w:spacing w:after="0" w:before="0" w:line="240" w:lineRule="auto"/>
-            </w:pPr>
-          </w:p>
-        </w:tc>
-        <w:tc>
-          <w:tcPr>
-            <w:tcW w:type="dxa" w:w="2154"/>
-            <w:vAlign w:val="center"/>
-          </w:tcPr>
-          <w:p>
-            <w:pPr>
-              <w:bidi/>
-              <w:spacing w:after="0" w:before="0" w:line="240" w:lineRule="auto"/>
-            </w:pPr>
-            <w:r>
-              <w:rPr>
-                <w:rFonts w:ascii="B Nazanin" w:hAnsi="B Nazanin" w:cs="B Nazanin" w:eastAsia="B Nazanin"/>
-                <w:b w:val="0"/>
-                <w:sz w:val="18"/>
-                <w:szCs w:val="18"/>
-                <w:rtl/>
-              </w:rPr>
-              <w:t>مساعده</w:t>
-            </w:r>
-          </w:p>
-        </w:tc>
-        <w:tc>
-          <w:tcPr>
-            <w:tcW w:type="dxa" w:w="850"/>
-            <w:vAlign w:val="center"/>
-          </w:tcPr>
-          <w:p>
-            <w:pPr>
-              <w:bidi/>
-              <w:spacing w:after="0" w:before="0" w:line="240" w:lineRule="auto"/>
-            </w:pPr>
-          </w:p>
-        </w:tc>
-        <w:tc>
-          <w:tcPr>
-            <w:tcW w:type="dxa" w:w="850"/>
-            <w:vAlign w:val="center"/>
-          </w:tcPr>
-          <w:p>
-            <w:pPr>
-              <w:bidi/>
-              <w:spacing w:after="0" w:before="0" w:line="240" w:lineRule="auto"/>
-            </w:pPr>
-          </w:p>
-        </w:tc>
-        <w:tc>
-          <w:tcPr>
-            <w:tcW w:type="dxa" w:w="680"/>
-            <w:vAlign w:val="center"/>
-          </w:tcPr>
-          <w:p>
-            <w:pPr>
-              <w:bidi/>
-              <w:spacing w:after="0" w:before="0" w:line="240" w:lineRule="auto"/>
-            </w:pPr>
-          </w:p>
-        </w:tc>
-      </w:tr>
-      <w:tr>
-        <w:trPr>
-          <w:trHeight w:val="283"/>
-        </w:trPr>
-        <w:tc>
-          <w:tcPr>
-            <w:tcW w:type="dxa" w:w="3231"/>
-            <w:vAlign w:val="center"/>
-          </w:tcPr>
-          <w:p>
-            <w:pPr>
-              <w:bidi/>
-              <w:spacing w:after="0" w:before="0" w:line="240" w:lineRule="auto"/>
-            </w:pPr>
-            <w:r>
-              <w:rPr>
-                <w:rFonts w:ascii="B Nazanin" w:hAnsi="B Nazanin" w:cs="B Nazanin" w:eastAsia="B Nazanin"/>
-                <w:b w:val="0"/>
-                <w:sz w:val="18"/>
-                <w:szCs w:val="18"/>
-                <w:rtl/>
-              </w:rPr>
-              <w:t>مانده صندوق</w:t>
-            </w:r>
-          </w:p>
-        </w:tc>
-        <w:tc>
-          <w:tcPr>
-            <w:tcW w:type="dxa" w:w="907"/>
-            <w:vAlign w:val="center"/>
-          </w:tcPr>
-          <w:p>
-            <w:pPr>
-              <w:bidi/>
-              <w:spacing w:after="0" w:before="0" w:line="240" w:lineRule="auto"/>
-            </w:pPr>
-          </w:p>
-        </w:tc>
-        <w:tc>
-          <w:tcPr>
-            <w:tcW w:type="dxa" w:w="1134"/>
-            <w:vAlign w:val="center"/>
-          </w:tcPr>
-          <w:p>
-            <w:pPr>
-              <w:bidi/>
-              <w:spacing w:after="0" w:before="0" w:line="240" w:lineRule="auto"/>
-            </w:pPr>
-          </w:p>
-        </w:tc>
-        <w:tc>
-          <w:tcPr>
-            <w:tcW w:type="dxa" w:w="964"/>
-            <w:vAlign w:val="center"/>
-          </w:tcPr>
-          <w:p>
-            <w:pPr>
-              <w:bidi/>
-              <w:spacing w:after="0" w:before="0" w:line="240" w:lineRule="auto"/>
-            </w:pPr>
-          </w:p>
-        </w:tc>
-        <w:tc>
-          <w:tcPr>
-            <w:tcW w:type="dxa" w:w="2154"/>
-            <w:vAlign w:val="center"/>
-          </w:tcPr>
-          <w:p>
-            <w:pPr>
-              <w:bidi/>
-              <w:spacing w:after="0" w:before="0" w:line="240" w:lineRule="auto"/>
-            </w:pPr>
-          </w:p>
-        </w:tc>
-        <w:tc>
-          <w:tcPr>
-            <w:tcW w:type="dxa" w:w="850"/>
-            <w:vAlign w:val="center"/>
-          </w:tcPr>
-          <w:p>
-            <w:pPr>
-              <w:bidi/>
-              <w:spacing w:after="0" w:before="0" w:line="240" w:lineRule="auto"/>
-            </w:pPr>
-          </w:p>
-        </w:tc>
-        <w:tc>
-          <w:tcPr>
-            <w:tcW w:type="dxa" w:w="850"/>
-            <w:vAlign w:val="center"/>
-          </w:tcPr>
-          <w:p>
-            <w:pPr>
-              <w:bidi/>
-              <w:spacing w:after="0" w:before="0" w:line="240" w:lineRule="auto"/>
-            </w:pPr>
-          </w:p>
-        </w:tc>
-        <w:tc>
-          <w:tcPr>
-            <w:tcW w:type="dxa" w:w="680"/>
-            <w:vAlign w:val="center"/>
-          </w:tcPr>
-          <w:p>
-            <w:pPr>
-              <w:bidi/>
-              <w:spacing w:after="0" w:before="0" w:line="240" w:lineRule="auto"/>
-            </w:pPr>
-          </w:p>
-        </w:tc>
-      </w:tr>
-      <w:tr>
-        <w:trPr>
-          <w:trHeight w:val="283"/>
-        </w:trPr>
-        <w:tc>
-          <w:tcPr>
-            <w:tcW w:type="dxa" w:w="3231"/>
-            <w:vAlign w:val="center"/>
-          </w:tcPr>
-          <w:p>
-            <w:pPr>
-              <w:bidi/>
-              <w:spacing w:after="0" w:before="0" w:line="240" w:lineRule="auto"/>
-            </w:pPr>
-            <w:r>
-              <w:rPr>
-                <w:rFonts w:ascii="B Nazanin" w:hAnsi="B Nazanin" w:cs="B Nazanin" w:eastAsia="B Nazanin"/>
-                <w:b w:val="0"/>
-                <w:sz w:val="18"/>
-                <w:szCs w:val="18"/>
-                <w:rtl/>
-              </w:rPr>
-              <w:t>معافیت‌های موضوع ماده ۹۱</w:t>
-            </w:r>
-          </w:p>
-        </w:tc>
-        <w:tc>
-          <w:tcPr>
-            <w:tcW w:type="dxa" w:w="907"/>
-            <w:vAlign w:val="center"/>
-          </w:tcPr>
-          <w:p>
-            <w:pPr>
-              <w:bidi/>
-              <w:spacing w:after="0" w:before="0" w:line="240" w:lineRule="auto"/>
-            </w:pPr>
-          </w:p>
-        </w:tc>
-        <w:tc>
-          <w:tcPr>
-            <w:tcW w:type="dxa" w:w="1134"/>
-            <w:vAlign w:val="center"/>
-          </w:tcPr>
-          <w:p>
-            <w:pPr>
-              <w:bidi/>
-              <w:spacing w:after="0" w:before="0" w:line="240" w:lineRule="auto"/>
-            </w:pPr>
-          </w:p>
-        </w:tc>
-        <w:tc>
-          <w:tcPr>
-            <w:tcW w:type="dxa" w:w="964"/>
-            <w:vAlign w:val="center"/>
-          </w:tcPr>
-          <w:p>
-            <w:pPr>
-              <w:bidi/>
-              <w:spacing w:after="0" w:before="0" w:line="240" w:lineRule="auto"/>
-            </w:pPr>
-          </w:p>
-        </w:tc>
-        <w:tc>
-          <w:tcPr>
-            <w:tcW w:type="dxa" w:w="2154"/>
-            <w:vAlign w:val="center"/>
-          </w:tcPr>
-          <w:p>
-            <w:pPr>
-              <w:bidi/>
-              <w:spacing w:after="0" w:before="0" w:line="240" w:lineRule="auto"/>
-            </w:pPr>
-          </w:p>
-        </w:tc>
-        <w:tc>
-          <w:tcPr>
-            <w:tcW w:type="dxa" w:w="850"/>
-            <w:vAlign w:val="center"/>
-          </w:tcPr>
-          <w:p>
-            <w:pPr>
-              <w:bidi/>
-              <w:spacing w:after="0" w:before="0" w:line="240" w:lineRule="auto"/>
-            </w:pPr>
-          </w:p>
-        </w:tc>
-        <w:tc>
-          <w:tcPr>
-            <w:tcW w:type="dxa" w:w="850"/>
-            <w:vAlign w:val="center"/>
-          </w:tcPr>
-          <w:p>
-            <w:pPr>
-              <w:bidi/>
-              <w:spacing w:after="0" w:before="0" w:line="240" w:lineRule="auto"/>
-            </w:pPr>
-          </w:p>
-        </w:tc>
-        <w:tc>
-          <w:tcPr>
-            <w:tcW w:type="dxa" w:w="680"/>
-            <w:vAlign w:val="center"/>
-          </w:tcPr>
-          <w:p>
-            <w:pPr>
-              <w:bidi/>
-              <w:spacing w:after="0" w:before="0" w:line="240" w:lineRule="auto"/>
-            </w:pPr>
-          </w:p>
-        </w:tc>
-      </w:tr>
-      <w:tr>
-        <w:trPr>
-          <w:trHeight w:val="283"/>
-        </w:trPr>
-        <w:tc>
-          <w:tcPr>
-            <w:tcW w:type="dxa" w:w="3231"/>
-            <w:vAlign w:val="center"/>
-          </w:tcPr>
-          <w:p>
-            <w:pPr>
-              <w:bidi/>
-              <w:spacing w:after="0" w:before="0" w:line="240" w:lineRule="auto"/>
-            </w:pPr>
-            <w:r>
-              <w:rPr>
-                <w:rFonts w:ascii="B Nazanin" w:hAnsi="B Nazanin" w:cs="B Nazanin" w:eastAsia="B Nazanin"/>
-                <w:b w:val="0"/>
-                <w:sz w:val="18"/>
-                <w:szCs w:val="18"/>
-                <w:rtl/>
-              </w:rPr>
-              <w:t>سایر معافیت‌ها</w:t>
-            </w:r>
-          </w:p>
-        </w:tc>
-        <w:tc>
-          <w:tcPr>
-            <w:tcW w:type="dxa" w:w="907"/>
-            <w:vAlign w:val="center"/>
-          </w:tcPr>
-          <w:p>
-            <w:pPr>
-              <w:bidi/>
-              <w:spacing w:after="0" w:before="0" w:line="240" w:lineRule="auto"/>
-            </w:pPr>
-          </w:p>
-        </w:tc>
-        <w:tc>
-          <w:tcPr>
-            <w:tcW w:type="dxa" w:w="1134"/>
-            <w:vAlign w:val="center"/>
-          </w:tcPr>
-          <w:p>
-            <w:pPr>
-              <w:bidi/>
-              <w:spacing w:after="0" w:before="0" w:line="240" w:lineRule="auto"/>
-            </w:pPr>
-          </w:p>
-        </w:tc>
-        <w:tc>
-          <w:tcPr>
-            <w:tcW w:type="dxa" w:w="964"/>
-            <w:vAlign w:val="center"/>
-          </w:tcPr>
-          <w:p>
-            <w:pPr>
-              <w:bidi/>
-              <w:spacing w:after="0" w:before="0" w:line="240" w:lineRule="auto"/>
-            </w:pPr>
-          </w:p>
-        </w:tc>
-        <w:tc>
-          <w:tcPr>
-            <w:tcW w:type="dxa" w:w="2154"/>
-            <w:vAlign w:val="center"/>
-          </w:tcPr>
-          <w:p>
-            <w:pPr>
-              <w:bidi/>
-              <w:spacing w:after="0" w:before="0" w:line="240" w:lineRule="auto"/>
-            </w:pPr>
-          </w:p>
-        </w:tc>
-        <w:tc>
-          <w:tcPr>
-            <w:tcW w:type="dxa" w:w="850"/>
-            <w:vAlign w:val="center"/>
-          </w:tcPr>
-          <w:p>
-            <w:pPr>
-              <w:bidi/>
-              <w:spacing w:after="0" w:before="0" w:line="240" w:lineRule="auto"/>
-            </w:pPr>
-          </w:p>
-        </w:tc>
-        <w:tc>
-          <w:tcPr>
-            <w:tcW w:type="dxa" w:w="850"/>
-            <w:vAlign w:val="center"/>
-          </w:tcPr>
-          <w:p>
-            <w:pPr>
-              <w:bidi/>
-              <w:spacing w:after="0" w:before="0" w:line="240" w:lineRule="auto"/>
-            </w:pPr>
-          </w:p>
-        </w:tc>
-        <w:tc>
-          <w:tcPr>
-            <w:tcW w:type="dxa" w:w="680"/>
-            <w:vAlign w:val="center"/>
-          </w:tcPr>
-          <w:p>
-            <w:pPr>
-              <w:bidi/>
-              <w:spacing w:after="0" w:before="0" w:line="240" w:lineRule="auto"/>
-            </w:pPr>
-          </w:p>
-        </w:tc>
-      </w:tr>
-    </w:tbl>
-    <w:p>
-      <w:pPr>
-        <w:bidi/>
-        <w:spacing w:after="0" w:before="0" w:line="144" w:lineRule="auto"/>
-      </w:pPr>
-      <w:r>
-        <w:rPr>
-          <w:rFonts w:ascii="B Nazanin" w:hAnsi="B Nazanin" w:cs="B Nazanin" w:eastAsia="B Nazanin"/>
-          <w:b w:val="0"/>
-          <w:sz w:val="8"/>
-          <w:szCs w:val="8"/>
-          <w:rtl/>
-        </w:rPr>
-        <w:t xml:space="preserve"> </w:t>
-      </w:r>
-    </w:p>
-    <w:tbl>
-      <w:tblPr>
-        <w:tblW w:type="auto" w:w="0"/>
-        <w:jc w:val="center"/>
-        <w:tblLayout w:type="fixed"/>
-        <w:tblLook w:firstColumn="1" w:firstRow="1" w:lastColumn="0" w:lastRow="0" w:noHBand="0" w:noVBand="1" w:val="04A0"/>
-        <w:bidiVisual/>
-        <w:tblLayout w:type="fixed"/>
-        <w:tblBorders>
-          <w:top w:val="single" w:sz="12" w:space="0" w:color="1F5132"/>
-          <w:left w:val="single" w:sz="12" w:space="0" w:color="1F5132"/>
-          <w:bottom w:val="single" w:sz="12" w:space="0" w:color="1F5132"/>
-          <w:right w:val="single" w:sz="12" w:space="0" w:color="1F5132"/>
-          <w:insideH w:val="single" w:sz="4" w:space="0" w:color="A9CBB4"/>
-          <w:insideV w:val="single" w:sz="4" w:space="0" w:color="A9CBB4"/>
-        </w:tblBorders>
-        <w:tblCellMar>
-          <w:top w:w="20" w:type="dxa"/>
-          <w:bottom w:w="20" w:type="dxa"/>
-          <w:left w:w="70" w:type="dxa"/>
-          <w:right w:w="70" w:type="dxa"/>
-        </w:tblCellMar>
-      </w:tblPr>
-      <w:tblGrid>
-        <w:gridCol w:w="3628"/>
-        <w:gridCol w:w="1077"/>
-        <w:gridCol w:w="1020"/>
-        <w:gridCol w:w="1077"/>
-        <w:gridCol w:w="1020"/>
-        <w:gridCol w:w="1587"/>
-        <w:gridCol w:w="1361"/>
-      </w:tblGrid>
-      <w:tr>
-        <w:trPr>
-          <w:trHeight w:val="397"/>
-        </w:trPr>
-        <w:tc>
-          <w:tcPr>
-            <w:tcW w:type="dxa" w:w="3628"/>
+            <w:tcW w:type="dxa" w:w="1361"/>
+            <w:tcBorders>
+              <w:top w:val="single" w:sz="6" w:space="0" w:color="000000"/>
+              <w:bottom w:val="single" w:sz="6" w:space="0" w:color="000000"/>
+              <w:right w:val="single" w:sz="6" w:space="0" w:color="000000"/>
+            </w:tcBorders>
             <w:vAlign w:val="center"/>
           </w:tcPr>
           <w:p>
@@ -1666,180 +1851,23 @@
                 <w:rFonts w:ascii="B Nazanin" w:hAnsi="B Nazanin" w:cs="B Nazanin" w:eastAsia="B Nazanin"/>
                 <w:b/>
                 <w:bCs/>
-                <w:sz w:val="17"/>
-                <w:szCs w:val="17"/>
+                <w:color w:val="000000"/>
+                <w:sz w:val="21"/>
+                <w:szCs w:val="21"/>
                 <w:rtl/>
               </w:rPr>
-              <w:t>مطابق با قوانین، سایر مزایا شامل مزایای رفاهی، حق مسکن، بن خواربار و ... می‌باشد.</w:t>
+              <w:t>شماره حساب</w:t>
             </w:r>
           </w:p>
         </w:tc>
         <w:tc>
           <w:tcPr>
-            <w:tcW w:type="dxa" w:w="1077"/>
-            <w:shd w:val="clear" w:color="auto" w:fill="EEF6F0"/>
-            <w:vAlign w:val="center"/>
-          </w:tcPr>
-          <w:p>
-            <w:pPr>
-              <w:bidi/>
-              <w:spacing w:after="0" w:before="0" w:line="240" w:lineRule="auto"/>
-            </w:pPr>
-            <w:r>
-              <w:rPr>
-                <w:rFonts w:ascii="B Nazanin" w:hAnsi="B Nazanin" w:cs="B Nazanin" w:eastAsia="B Nazanin"/>
-                <w:b/>
-                <w:bCs/>
-                <w:sz w:val="20"/>
-                <w:szCs w:val="20"/>
-                <w:color w:val="1F5132"/>
-                <w:rtl/>
-              </w:rPr>
-              <w:t>جمع مزایا</w:t>
-            </w:r>
-          </w:p>
-        </w:tc>
-        <w:tc>
-          <w:tcPr>
-            <w:tcW w:type="dxa" w:w="1020"/>
-            <w:vAlign w:val="center"/>
-          </w:tcPr>
-          <w:p>
-            <w:pPr>
-              <w:bidi/>
-              <w:spacing w:after="0" w:before="0" w:line="240" w:lineRule="auto"/>
-            </w:pPr>
-          </w:p>
-        </w:tc>
-        <w:tc>
-          <w:tcPr>
-            <w:tcW w:type="dxa" w:w="1077"/>
-            <w:shd w:val="clear" w:color="auto" w:fill="EEF6F0"/>
-            <w:vAlign w:val="center"/>
-          </w:tcPr>
-          <w:p>
-            <w:pPr>
-              <w:bidi/>
-              <w:spacing w:after="0" w:before="0" w:line="240" w:lineRule="auto"/>
-            </w:pPr>
-            <w:r>
-              <w:rPr>
-                <w:rFonts w:ascii="B Nazanin" w:hAnsi="B Nazanin" w:cs="B Nazanin" w:eastAsia="B Nazanin"/>
-                <w:b/>
-                <w:bCs/>
-                <w:sz w:val="20"/>
-                <w:szCs w:val="20"/>
-                <w:color w:val="1F5132"/>
-                <w:rtl/>
-              </w:rPr>
-              <w:t>جمع کسور</w:t>
-            </w:r>
-          </w:p>
-        </w:tc>
-        <w:tc>
-          <w:tcPr>
-            <w:tcW w:type="dxa" w:w="1020"/>
-            <w:vAlign w:val="center"/>
-          </w:tcPr>
-          <w:p>
-            <w:pPr>
-              <w:bidi/>
-              <w:spacing w:after="0" w:before="0" w:line="240" w:lineRule="auto"/>
-            </w:pPr>
-          </w:p>
-        </w:tc>
-        <w:tc>
-          <w:tcPr>
-            <w:tcW w:type="dxa" w:w="1587"/>
-            <w:shd w:val="clear" w:color="auto" w:fill="EEF6F0"/>
-            <w:vAlign w:val="center"/>
-          </w:tcPr>
-          <w:p>
-            <w:pPr>
-              <w:bidi/>
-              <w:spacing w:after="0" w:before="0" w:line="240" w:lineRule="auto"/>
-            </w:pPr>
-            <w:r>
-              <w:rPr>
-                <w:rFonts w:ascii="B Nazanin" w:hAnsi="B Nazanin" w:cs="B Nazanin" w:eastAsia="B Nazanin"/>
-                <w:b/>
-                <w:bCs/>
-                <w:sz w:val="20"/>
-                <w:szCs w:val="20"/>
-                <w:color w:val="1F5132"/>
-                <w:rtl/>
-              </w:rPr>
-              <w:t>جمع اقساط وام</w:t>
-            </w:r>
-          </w:p>
-        </w:tc>
-        <w:tc>
-          <w:tcPr>
-            <w:tcW w:type="dxa" w:w="1361"/>
-            <w:vAlign w:val="center"/>
-          </w:tcPr>
-          <w:p>
-            <w:pPr>
-              <w:bidi/>
-              <w:spacing w:after="0" w:before="0" w:line="240" w:lineRule="auto"/>
-            </w:pPr>
-          </w:p>
-        </w:tc>
-      </w:tr>
-    </w:tbl>
-    <w:p>
-      <w:pPr>
-        <w:bidi/>
-        <w:spacing w:after="0" w:before="0" w:line="144" w:lineRule="auto"/>
-      </w:pPr>
-      <w:r>
-        <w:rPr>
-          <w:rFonts w:ascii="B Nazanin" w:hAnsi="B Nazanin" w:cs="B Nazanin" w:eastAsia="B Nazanin"/>
-          <w:b w:val="0"/>
-          <w:sz w:val="8"/>
-          <w:szCs w:val="8"/>
-          <w:rtl/>
-        </w:rPr>
-        <w:t xml:space="preserve"> </w:t>
-      </w:r>
-    </w:p>
-    <w:tbl>
-      <w:tblPr>
-        <w:tblW w:type="auto" w:w="0"/>
-        <w:jc w:val="center"/>
-        <w:tblLayout w:type="fixed"/>
-        <w:tblLook w:firstColumn="1" w:firstRow="1" w:lastColumn="0" w:lastRow="0" w:noHBand="0" w:noVBand="1" w:val="04A0"/>
-        <w:bidiVisual/>
-        <w:tblLayout w:type="fixed"/>
-        <w:tblBorders>
-          <w:top w:val="single" w:sz="12" w:space="0" w:color="1F5132"/>
-          <w:left w:val="single" w:sz="12" w:space="0" w:color="1F5132"/>
-          <w:bottom w:val="single" w:sz="12" w:space="0" w:color="1F5132"/>
-          <w:right w:val="single" w:sz="12" w:space="0" w:color="1F5132"/>
-          <w:insideH w:val="single" w:sz="4" w:space="0" w:color="A9CBB4"/>
-          <w:insideV w:val="single" w:sz="4" w:space="0" w:color="A9CBB4"/>
-        </w:tblBorders>
-        <w:tblCellMar>
-          <w:top w:w="20" w:type="dxa"/>
-          <w:bottom w:w="20" w:type="dxa"/>
-          <w:left w:w="70" w:type="dxa"/>
-          <w:right w:w="70" w:type="dxa"/>
-        </w:tblCellMar>
-      </w:tblPr>
-      <w:tblGrid>
-        <w:gridCol w:w="2041"/>
-        <w:gridCol w:w="3402"/>
-        <w:gridCol w:w="1474"/>
-        <w:gridCol w:w="3855"/>
-      </w:tblGrid>
-      <w:tr>
-        <w:trPr>
-          <w:trHeight w:val="397"/>
-        </w:trPr>
-        <w:tc>
-          <w:tcPr>
-            <w:tcW w:type="dxa" w:w="2041"/>
-            <w:shd w:val="clear" w:color="auto" w:fill="2E7D4F"/>
+            <w:tcW w:type="dxa" w:w="907"/>
+            <w:tcBorders>
+              <w:top w:val="single" w:sz="6" w:space="0" w:color="000000"/>
+              <w:left w:val="single" w:sz="6" w:space="0" w:color="000000"/>
+              <w:bottom w:val="single" w:sz="6" w:space="0" w:color="000000"/>
+            </w:tcBorders>
             <w:vAlign w:val="center"/>
           </w:tcPr>
           <w:p>
@@ -1851,134 +1879,26 @@
             <w:r>
               <w:rPr>
                 <w:rFonts w:ascii="B Nazanin" w:hAnsi="B Nazanin" w:cs="B Nazanin" w:eastAsia="B Nazanin"/>
-                <w:b/>
-                <w:bCs/>
-                <w:sz w:val="22"/>
-                <w:szCs w:val="22"/>
-                <w:color w:val="FFFFFF"/>
+                <w:b w:val="0"/>
+                <w:color w:val="000000"/>
+                <w:sz w:val="21"/>
+                <w:szCs w:val="21"/>
                 <w:rtl/>
               </w:rPr>
-              <w:t>خالص پرداختی (ریال)</w:t>
+              <w:t>0</w:t>
             </w:r>
-          </w:p>
-        </w:tc>
-        <w:tc>
-          <w:tcPr>
-            <w:tcW w:type="dxa" w:w="3402"/>
-            <w:vAlign w:val="center"/>
-          </w:tcPr>
-          <w:p>
-            <w:pPr>
-              <w:bidi/>
-              <w:spacing w:after="0" w:before="0" w:line="240" w:lineRule="auto"/>
-            </w:pPr>
-          </w:p>
-        </w:tc>
-        <w:tc>
-          <w:tcPr>
-            <w:tcW w:type="dxa" w:w="1474"/>
-            <w:shd w:val="clear" w:color="auto" w:fill="2E7D4F"/>
-            <w:vAlign w:val="center"/>
-          </w:tcPr>
-          <w:p>
-            <w:pPr>
-              <w:bidi/>
-              <w:spacing w:after="0" w:before="0" w:line="240" w:lineRule="auto"/>
-              <w:jc w:val="center"/>
-            </w:pPr>
-            <w:r>
-              <w:rPr>
-                <w:rFonts w:ascii="B Nazanin" w:hAnsi="B Nazanin" w:cs="B Nazanin" w:eastAsia="B Nazanin"/>
-                <w:b/>
-                <w:bCs/>
-                <w:sz w:val="22"/>
-                <w:szCs w:val="22"/>
-                <w:color w:val="FFFFFF"/>
-                <w:rtl/>
-              </w:rPr>
-              <w:t>شماره حساب</w:t>
-            </w:r>
-          </w:p>
-        </w:tc>
-        <w:tc>
-          <w:tcPr>
-            <w:tcW w:type="dxa" w:w="3855"/>
-            <w:vAlign w:val="center"/>
-          </w:tcPr>
-          <w:p>
-            <w:pPr>
-              <w:bidi/>
-              <w:spacing w:after="0" w:before="0" w:line="240" w:lineRule="auto"/>
-            </w:pPr>
           </w:p>
         </w:tc>
       </w:tr>
     </w:tbl>
-    <w:p>
-      <w:pPr>
-        <w:bidi/>
-        <w:spacing w:after="0" w:before="0" w:line="144" w:lineRule="auto"/>
-      </w:pPr>
-      <w:r>
-        <w:rPr>
-          <w:rFonts w:ascii="B Nazanin" w:hAnsi="B Nazanin" w:cs="B Nazanin" w:eastAsia="B Nazanin"/>
-          <w:b w:val="0"/>
-          <w:sz w:val="8"/>
-          <w:szCs w:val="8"/>
-          <w:rtl/>
-        </w:rPr>
-        <w:t xml:space="preserve"> </w:t>
-      </w:r>
-    </w:p>
-    <w:p>
-      <w:pPr>
-        <w:bidi/>
-        <w:spacing w:after="0" w:before="0" w:line="288" w:lineRule="auto"/>
-      </w:pPr>
-      <w:r>
-        <w:rPr>
-          <w:rFonts w:ascii="B Nazanin" w:hAnsi="B Nazanin" w:cs="B Nazanin" w:eastAsia="B Nazanin"/>
-          <w:b w:val="0"/>
-          <w:sz w:val="20"/>
-          <w:szCs w:val="20"/>
-          <w:rtl/>
-        </w:rPr>
-        <w:t>امضای کارمند: .................................                                  تأیید امور مالی: .................................</w:t>
-      </w:r>
-    </w:p>
     <w:sectPr>
-      <w:footerReference w:type="default" r:id="rId9"/>
       <w:pgSz w:w="11906" w:h="8391" w:orient="landscape"/>
-      <w:pgMar w:top="340" w:right="567" w:bottom="283" w:left="567" w:header="170" w:footer="170" w:gutter="0"/>
+      <w:pgMar w:top="397" w:right="567" w:bottom="283" w:left="567" w:header="720" w:footer="720" w:gutter="0"/>
       <w:cols w:space="720"/>
       <w:docGrid w:linePitch="360"/>
     </w:sectPr>
   </w:body>
 </w:document>
-</file>
-
-<file path=word/footer1.xml><?xml version="1.0" encoding="utf-8"?>
-<w:ftr xmlns:m="http://schemas.openxmlformats.org/officeDocument/2006/math" xmlns:mc="http://schemas.openxmlformats.org/markup-compatibility/2006" xmlns:mo="http://schemas.microsoft.com/office/mac/office/2008/main" xmlns:mv="urn:schemas-microsoft-com:mac:vml" xmlns:o="urn:schemas-microsoft-com:office:office" xmlns:r="http://schemas.openxmlformats.org/officeDocument/2006/relationships" xmlns:v="urn:schemas-microsoft-com:vml" xmlns:w10="urn:schemas-microsoft-com:office:word" xmlns:w14="http://schemas.microsoft.com/office/word/2010/wordml" xmlns:w="http://schemas.openxmlformats.org/wordprocessingml/2006/main" xmlns:wne="http://schemas.microsoft.com/office/word/2006/wordml" xmlns:wp14="http://schemas.microsoft.com/office/word/2010/wordprocessingDrawing" xmlns:wp="http://schemas.openxmlformats.org/drawingml/2006/wordprocessingDrawing" xmlns:wpc="http://schemas.microsoft.com/office/word/2010/wordprocessingCanvas" xmlns:wpg="http://schemas.microsoft.com/office/word/2010/wordprocessingGroup" xmlns:wpi="http://schemas.microsoft.com/office/word/2010/wordprocessingInk" xmlns:wps="http://schemas.microsoft.com/office/word/2010/wordprocessingShape" mc:Ignorable="w14 wp14">
-  <w:p>
-    <w:pPr>
-      <w:pStyle w:val="Footer"/>
-      <w:bidi/>
-      <w:spacing w:after="0" w:before="0" w:line="288" w:lineRule="auto"/>
-      <w:jc w:val="center"/>
-    </w:pPr>
-    <w:r>
-      <w:rPr>
-        <w:rFonts w:ascii="B Nazanin" w:hAnsi="B Nazanin" w:cs="B Nazanin" w:eastAsia="B Nazanin"/>
-        <w:b w:val="0"/>
-        <w:sz w:val="16"/>
-        <w:szCs w:val="16"/>
-        <w:color w:val="888888"/>
-        <w:rtl/>
-      </w:rPr>
-      <w:t>کد مدرک: FR-123-B</w:t>
-    </w:r>
-  </w:p>
-</w:ftr>
 </file>
 
 <file path=word/numbering.xml><?xml version="1.0" encoding="utf-8"?>
